--- a/documentacion/Imagenes de Covertura JEST.docx
+++ b/documentacion/Imagenes de Covertura JEST.docx
@@ -29,6 +29,7 @@
       </w:pPr>
       <w:r>
         <w:rPr>
+          <w:noProof/>
           <w:lang w:val="en-US"/>
         </w:rPr>
         <w:drawing>
@@ -56,6 +57,1720 @@
                     <a:xfrm>
                       <a:off x="0" y="0"/>
                       <a:ext cx="5943600" cy="3714115"/>
+                    </a:xfrm>
+                    <a:prstGeom prst="rect">
+                      <a:avLst/>
+                    </a:prstGeom>
+                  </pic:spPr>
+                </pic:pic>
+              </a:graphicData>
+            </a:graphic>
+          </wp:inline>
+        </w:drawing>
+      </w:r>
+    </w:p>
+    <w:p>
+      <w:r>
+        <w:t>Fallos en donde se busca p</w:t>
+      </w:r>
+      <w:r>
+        <w:t>asar los errores</w:t>
+      </w:r>
+    </w:p>
+    <w:tbl>
+      <w:tblPr>
+        <w:tblStyle w:val="TableGrid"/>
+        <w:tblW w:w="0" w:type="auto"/>
+        <w:tblLook w:val="04A0" w:firstRow="1" w:lastRow="0" w:firstColumn="1" w:lastColumn="0" w:noHBand="0" w:noVBand="1"/>
+      </w:tblPr>
+      <w:tblGrid>
+        <w:gridCol w:w="9350"/>
+      </w:tblGrid>
+      <w:tr>
+        <w:tc>
+          <w:tcPr>
+            <w:tcW w:w="9350" w:type="dxa"/>
+          </w:tcPr>
+          <w:p>
+            <w:pPr>
+              <w:contextualSpacing/>
+              <w:rPr>
+                <w:sz w:val="18"/>
+                <w:szCs w:val="18"/>
+              </w:rPr>
+            </w:pPr>
+            <w:r>
+              <w:rPr>
+                <w:sz w:val="18"/>
+                <w:szCs w:val="18"/>
+              </w:rPr>
+              <w:t>PS D:\Espe\Pruebas\ProyectoPruebasP1\PruebasSoftwareProyectoS.G.Biblioteca\codigo\biblioteca-root\backend&gt; npx jest --coverage</w:t>
+            </w:r>
+          </w:p>
+          <w:p>
+            <w:pPr>
+              <w:contextualSpacing/>
+              <w:rPr>
+                <w:sz w:val="18"/>
+                <w:szCs w:val="18"/>
+              </w:rPr>
+            </w:pPr>
+            <w:r>
+              <w:rPr>
+                <w:sz w:val="18"/>
+                <w:szCs w:val="18"/>
+              </w:rPr>
+              <w:t> PASS  src/prestamos/prestamos.service.spec.ts</w:t>
+            </w:r>
+          </w:p>
+          <w:p>
+            <w:pPr>
+              <w:contextualSpacing/>
+              <w:rPr>
+                <w:sz w:val="18"/>
+                <w:szCs w:val="18"/>
+              </w:rPr>
+            </w:pPr>
+            <w:r>
+              <w:rPr>
+                <w:sz w:val="18"/>
+                <w:szCs w:val="18"/>
+              </w:rPr>
+              <w:t> PASS  src/usuarios-sistema/usuarios-sistema.service.spec.ts</w:t>
+            </w:r>
+          </w:p>
+          <w:p>
+            <w:pPr>
+              <w:contextualSpacing/>
+              <w:rPr>
+                <w:sz w:val="18"/>
+                <w:szCs w:val="18"/>
+              </w:rPr>
+            </w:pPr>
+            <w:r>
+              <w:rPr>
+                <w:sz w:val="18"/>
+                <w:szCs w:val="18"/>
+              </w:rPr>
+              <w:t>  ● Console</w:t>
+            </w:r>
+          </w:p>
+          <w:p>
+            <w:pPr>
+              <w:contextualSpacing/>
+              <w:rPr>
+                <w:sz w:val="18"/>
+                <w:szCs w:val="18"/>
+              </w:rPr>
+            </w:pPr>
+          </w:p>
+          <w:p>
+            <w:pPr>
+              <w:contextualSpacing/>
+              <w:rPr>
+                <w:sz w:val="18"/>
+                <w:szCs w:val="18"/>
+              </w:rPr>
+            </w:pPr>
+            <w:r>
+              <w:rPr>
+                <w:sz w:val="18"/>
+                <w:szCs w:val="18"/>
+              </w:rPr>
+              <w:t>    console.log</w:t>
+            </w:r>
+          </w:p>
+          <w:p>
+            <w:pPr>
+              <w:contextualSpacing/>
+              <w:rPr>
+                <w:sz w:val="18"/>
+                <w:szCs w:val="18"/>
+              </w:rPr>
+            </w:pPr>
+            <w:r>
+              <w:rPr>
+                <w:sz w:val="18"/>
+                <w:szCs w:val="18"/>
+              </w:rPr>
+              <w:t>      Payload limpio enviado a Supabase: {}</w:t>
+            </w:r>
+          </w:p>
+          <w:p>
+            <w:pPr>
+              <w:contextualSpacing/>
+              <w:rPr>
+                <w:sz w:val="18"/>
+                <w:szCs w:val="18"/>
+              </w:rPr>
+            </w:pPr>
+          </w:p>
+          <w:p>
+            <w:pPr>
+              <w:contextualSpacing/>
+              <w:rPr>
+                <w:sz w:val="18"/>
+                <w:szCs w:val="18"/>
+                <w:lang w:val="en-US"/>
+              </w:rPr>
+            </w:pPr>
+            <w:r>
+              <w:rPr>
+                <w:sz w:val="18"/>
+                <w:szCs w:val="18"/>
+              </w:rPr>
+              <w:t xml:space="preserve">      </w:t>
+            </w:r>
+            <w:r>
+              <w:rPr>
+                <w:sz w:val="18"/>
+                <w:szCs w:val="18"/>
+                <w:lang w:val="en-US"/>
+              </w:rPr>
+              <w:t>at UsuariosSistemaService.log [as update] (usuarios-sistema/usuarios-sistema.service.ts:107:13)</w:t>
+            </w:r>
+          </w:p>
+          <w:p>
+            <w:pPr>
+              <w:contextualSpacing/>
+              <w:rPr>
+                <w:sz w:val="18"/>
+                <w:szCs w:val="18"/>
+                <w:lang w:val="en-US"/>
+              </w:rPr>
+            </w:pPr>
+          </w:p>
+          <w:p>
+            <w:pPr>
+              <w:contextualSpacing/>
+              <w:rPr>
+                <w:sz w:val="18"/>
+                <w:szCs w:val="18"/>
+                <w:lang w:val="en-US"/>
+              </w:rPr>
+            </w:pPr>
+            <w:r>
+              <w:rPr>
+                <w:sz w:val="18"/>
+                <w:szCs w:val="18"/>
+                <w:lang w:val="en-US"/>
+              </w:rPr>
+              <w:t> FAIL  src/autores/autores.service.spec.ts</w:t>
+            </w:r>
+          </w:p>
+          <w:p>
+            <w:pPr>
+              <w:contextualSpacing/>
+              <w:rPr>
+                <w:sz w:val="18"/>
+                <w:szCs w:val="18"/>
+                <w:lang w:val="en-US"/>
+              </w:rPr>
+            </w:pPr>
+            <w:r>
+              <w:rPr>
+                <w:sz w:val="18"/>
+                <w:szCs w:val="18"/>
+                <w:lang w:val="en-US"/>
+              </w:rPr>
+              <w:t>  ● AutoresService › update › should throw NotFoundException if author does not exist</w:t>
+            </w:r>
+          </w:p>
+          <w:p>
+            <w:pPr>
+              <w:contextualSpacing/>
+              <w:rPr>
+                <w:sz w:val="18"/>
+                <w:szCs w:val="18"/>
+                <w:lang w:val="en-US"/>
+              </w:rPr>
+            </w:pPr>
+          </w:p>
+          <w:p>
+            <w:pPr>
+              <w:contextualSpacing/>
+              <w:rPr>
+                <w:sz w:val="18"/>
+                <w:szCs w:val="18"/>
+                <w:lang w:val="en-US"/>
+              </w:rPr>
+            </w:pPr>
+            <w:r>
+              <w:rPr>
+                <w:sz w:val="18"/>
+                <w:szCs w:val="18"/>
+                <w:lang w:val="en-US"/>
+              </w:rPr>
+              <w:t>    expect(received).rejects.toThrow()</w:t>
+            </w:r>
+          </w:p>
+          <w:p>
+            <w:pPr>
+              <w:contextualSpacing/>
+              <w:rPr>
+                <w:sz w:val="18"/>
+                <w:szCs w:val="18"/>
+                <w:lang w:val="en-US"/>
+              </w:rPr>
+            </w:pPr>
+          </w:p>
+          <w:p>
+            <w:pPr>
+              <w:contextualSpacing/>
+              <w:rPr>
+                <w:sz w:val="18"/>
+                <w:szCs w:val="18"/>
+                <w:lang w:val="en-US"/>
+              </w:rPr>
+            </w:pPr>
+            <w:r>
+              <w:rPr>
+                <w:sz w:val="18"/>
+                <w:szCs w:val="18"/>
+                <w:lang w:val="en-US"/>
+              </w:rPr>
+              <w:t>    Received promise resolved instead of rejected</w:t>
+            </w:r>
+          </w:p>
+          <w:p>
+            <w:pPr>
+              <w:contextualSpacing/>
+              <w:rPr>
+                <w:sz w:val="18"/>
+                <w:szCs w:val="18"/>
+              </w:rPr>
+            </w:pPr>
+            <w:r>
+              <w:rPr>
+                <w:sz w:val="18"/>
+                <w:szCs w:val="18"/>
+                <w:lang w:val="en-US"/>
+              </w:rPr>
+              <w:t xml:space="preserve">    </w:t>
+            </w:r>
+            <w:r>
+              <w:rPr>
+                <w:sz w:val="18"/>
+                <w:szCs w:val="18"/>
+              </w:rPr>
+              <w:t>Resolved to value: null</w:t>
+            </w:r>
+          </w:p>
+          <w:p>
+            <w:pPr>
+              <w:contextualSpacing/>
+              <w:rPr>
+                <w:sz w:val="18"/>
+                <w:szCs w:val="18"/>
+              </w:rPr>
+            </w:pPr>
+          </w:p>
+          <w:p>
+            <w:pPr>
+              <w:contextualSpacing/>
+              <w:rPr>
+                <w:sz w:val="18"/>
+                <w:szCs w:val="18"/>
+              </w:rPr>
+            </w:pPr>
+            <w:r>
+              <w:rPr>
+                <w:sz w:val="18"/>
+                <w:szCs w:val="18"/>
+              </w:rPr>
+              <w:t>      70 |       // Ajuste: Mockeamos data como null para disparar la excepción</w:t>
+            </w:r>
+          </w:p>
+          <w:p>
+            <w:pPr>
+              <w:contextualSpacing/>
+              <w:rPr>
+                <w:sz w:val="18"/>
+                <w:szCs w:val="18"/>
+              </w:rPr>
+            </w:pPr>
+            <w:r>
+              <w:rPr>
+                <w:sz w:val="18"/>
+                <w:szCs w:val="18"/>
+              </w:rPr>
+              <w:t>      71 |       mockSupabaseClient.single.mockResolvedValueOnce({ data: null, error: null });</w:t>
+            </w:r>
+          </w:p>
+          <w:p>
+            <w:pPr>
+              <w:contextualSpacing/>
+              <w:rPr>
+                <w:sz w:val="18"/>
+                <w:szCs w:val="18"/>
+                <w:lang w:val="en-US"/>
+              </w:rPr>
+            </w:pPr>
+            <w:r>
+              <w:rPr>
+                <w:sz w:val="18"/>
+                <w:szCs w:val="18"/>
+              </w:rPr>
+              <w:t xml:space="preserve">    </w:t>
+            </w:r>
+            <w:r>
+              <w:rPr>
+                <w:sz w:val="18"/>
+                <w:szCs w:val="18"/>
+                <w:lang w:val="en-US"/>
+              </w:rPr>
+              <w:t>&gt; 72 |       await expect(service.update(1, { primer_nombre: 'Test' } as any)).rejects.toThrow(NotFoundException);</w:t>
+            </w:r>
+          </w:p>
+          <w:p>
+            <w:pPr>
+              <w:contextualSpacing/>
+              <w:rPr>
+                <w:sz w:val="18"/>
+                <w:szCs w:val="18"/>
+                <w:lang w:val="en-US"/>
+              </w:rPr>
+            </w:pPr>
+            <w:r>
+              <w:rPr>
+                <w:sz w:val="18"/>
+                <w:szCs w:val="18"/>
+                <w:lang w:val="en-US"/>
+              </w:rPr>
+              <w:t>         |                   ^</w:t>
+            </w:r>
+          </w:p>
+          <w:p>
+            <w:pPr>
+              <w:contextualSpacing/>
+              <w:rPr>
+                <w:sz w:val="18"/>
+                <w:szCs w:val="18"/>
+                <w:lang w:val="en-US"/>
+              </w:rPr>
+            </w:pPr>
+            <w:r>
+              <w:rPr>
+                <w:sz w:val="18"/>
+                <w:szCs w:val="18"/>
+                <w:lang w:val="en-US"/>
+              </w:rPr>
+              <w:t>      73 |     });</w:t>
+            </w:r>
+          </w:p>
+          <w:p>
+            <w:pPr>
+              <w:contextualSpacing/>
+              <w:rPr>
+                <w:sz w:val="18"/>
+                <w:szCs w:val="18"/>
+                <w:lang w:val="en-US"/>
+              </w:rPr>
+            </w:pPr>
+            <w:r>
+              <w:rPr>
+                <w:sz w:val="18"/>
+                <w:szCs w:val="18"/>
+                <w:lang w:val="en-US"/>
+              </w:rPr>
+              <w:t>      74 |   });</w:t>
+            </w:r>
+          </w:p>
+          <w:p>
+            <w:pPr>
+              <w:contextualSpacing/>
+              <w:rPr>
+                <w:sz w:val="18"/>
+                <w:szCs w:val="18"/>
+                <w:lang w:val="en-US"/>
+              </w:rPr>
+            </w:pPr>
+            <w:r>
+              <w:rPr>
+                <w:sz w:val="18"/>
+                <w:szCs w:val="18"/>
+                <w:lang w:val="en-US"/>
+              </w:rPr>
+              <w:t>      75 |</w:t>
+            </w:r>
+          </w:p>
+          <w:p>
+            <w:pPr>
+              <w:contextualSpacing/>
+              <w:rPr>
+                <w:sz w:val="18"/>
+                <w:szCs w:val="18"/>
+                <w:lang w:val="en-US"/>
+              </w:rPr>
+            </w:pPr>
+          </w:p>
+          <w:p>
+            <w:pPr>
+              <w:contextualSpacing/>
+              <w:rPr>
+                <w:sz w:val="18"/>
+                <w:szCs w:val="18"/>
+                <w:lang w:val="en-US"/>
+              </w:rPr>
+            </w:pPr>
+            <w:r>
+              <w:rPr>
+                <w:sz w:val="18"/>
+                <w:szCs w:val="18"/>
+                <w:lang w:val="en-US"/>
+              </w:rPr>
+              <w:lastRenderedPageBreak/>
+              <w:t>      at expect (../node_modules/expect/build/index.js:2116:15)</w:t>
+            </w:r>
+          </w:p>
+          <w:p>
+            <w:pPr>
+              <w:contextualSpacing/>
+              <w:rPr>
+                <w:sz w:val="18"/>
+                <w:szCs w:val="18"/>
+                <w:lang w:val="en-US"/>
+              </w:rPr>
+            </w:pPr>
+            <w:r>
+              <w:rPr>
+                <w:sz w:val="18"/>
+                <w:szCs w:val="18"/>
+                <w:lang w:val="en-US"/>
+              </w:rPr>
+              <w:t>      at Object.&lt;anonymous&gt; (autores/autores.service.spec.ts:72:19)</w:t>
+            </w:r>
+          </w:p>
+          <w:p>
+            <w:pPr>
+              <w:contextualSpacing/>
+              <w:rPr>
+                <w:sz w:val="18"/>
+                <w:szCs w:val="18"/>
+                <w:lang w:val="en-US"/>
+              </w:rPr>
+            </w:pPr>
+          </w:p>
+          <w:p>
+            <w:pPr>
+              <w:contextualSpacing/>
+              <w:rPr>
+                <w:sz w:val="18"/>
+                <w:szCs w:val="18"/>
+              </w:rPr>
+            </w:pPr>
+            <w:r>
+              <w:rPr>
+                <w:sz w:val="18"/>
+                <w:szCs w:val="18"/>
+                <w:lang w:val="en-US"/>
+              </w:rPr>
+              <w:t> </w:t>
+            </w:r>
+            <w:r>
+              <w:rPr>
+                <w:sz w:val="18"/>
+                <w:szCs w:val="18"/>
+              </w:rPr>
+              <w:t>FAIL  src/libros/libros.service.spec.ts</w:t>
+            </w:r>
+          </w:p>
+          <w:p>
+            <w:pPr>
+              <w:contextualSpacing/>
+              <w:rPr>
+                <w:sz w:val="18"/>
+                <w:szCs w:val="18"/>
+                <w:lang w:val="en-US"/>
+              </w:rPr>
+            </w:pPr>
+            <w:r>
+              <w:rPr>
+                <w:sz w:val="18"/>
+                <w:szCs w:val="18"/>
+              </w:rPr>
+              <w:t xml:space="preserve">  </w:t>
+            </w:r>
+            <w:r>
+              <w:rPr>
+                <w:sz w:val="18"/>
+                <w:szCs w:val="18"/>
+                <w:lang w:val="en-US"/>
+              </w:rPr>
+              <w:t>● LibrosService › update › should throw NotFoundException if book to update does not exist</w:t>
+            </w:r>
+          </w:p>
+          <w:p>
+            <w:pPr>
+              <w:contextualSpacing/>
+              <w:rPr>
+                <w:sz w:val="18"/>
+                <w:szCs w:val="18"/>
+                <w:lang w:val="en-US"/>
+              </w:rPr>
+            </w:pPr>
+          </w:p>
+          <w:p>
+            <w:pPr>
+              <w:contextualSpacing/>
+              <w:rPr>
+                <w:sz w:val="18"/>
+                <w:szCs w:val="18"/>
+                <w:lang w:val="en-US"/>
+              </w:rPr>
+            </w:pPr>
+            <w:r>
+              <w:rPr>
+                <w:sz w:val="18"/>
+                <w:szCs w:val="18"/>
+                <w:lang w:val="en-US"/>
+              </w:rPr>
+              <w:t>    expect(received).rejects.toThrow()</w:t>
+            </w:r>
+          </w:p>
+          <w:p>
+            <w:pPr>
+              <w:contextualSpacing/>
+              <w:rPr>
+                <w:sz w:val="18"/>
+                <w:szCs w:val="18"/>
+                <w:lang w:val="en-US"/>
+              </w:rPr>
+            </w:pPr>
+          </w:p>
+          <w:p>
+            <w:pPr>
+              <w:contextualSpacing/>
+              <w:rPr>
+                <w:sz w:val="18"/>
+                <w:szCs w:val="18"/>
+                <w:lang w:val="en-US"/>
+              </w:rPr>
+            </w:pPr>
+            <w:r>
+              <w:rPr>
+                <w:sz w:val="18"/>
+                <w:szCs w:val="18"/>
+                <w:lang w:val="en-US"/>
+              </w:rPr>
+              <w:t>    Received promise resolved instead of rejected</w:t>
+            </w:r>
+          </w:p>
+          <w:p>
+            <w:pPr>
+              <w:contextualSpacing/>
+              <w:rPr>
+                <w:sz w:val="18"/>
+                <w:szCs w:val="18"/>
+                <w:lang w:val="en-US"/>
+              </w:rPr>
+            </w:pPr>
+            <w:r>
+              <w:rPr>
+                <w:sz w:val="18"/>
+                <w:szCs w:val="18"/>
+                <w:lang w:val="en-US"/>
+              </w:rPr>
+              <w:t>    Resolved to value: null</w:t>
+            </w:r>
+          </w:p>
+          <w:p>
+            <w:pPr>
+              <w:contextualSpacing/>
+              <w:rPr>
+                <w:sz w:val="18"/>
+                <w:szCs w:val="18"/>
+                <w:lang w:val="en-US"/>
+              </w:rPr>
+            </w:pPr>
+          </w:p>
+          <w:p>
+            <w:pPr>
+              <w:contextualSpacing/>
+              <w:rPr>
+                <w:sz w:val="18"/>
+                <w:szCs w:val="18"/>
+                <w:lang w:val="en-US"/>
+              </w:rPr>
+            </w:pPr>
+            <w:r>
+              <w:rPr>
+                <w:sz w:val="18"/>
+                <w:szCs w:val="18"/>
+                <w:lang w:val="en-US"/>
+              </w:rPr>
+              <w:t>      79 |         it('should throw NotFoundException if book to update does not exist', async () =&gt; {</w:t>
+            </w:r>
+          </w:p>
+          <w:p>
+            <w:pPr>
+              <w:contextualSpacing/>
+              <w:rPr>
+                <w:sz w:val="18"/>
+                <w:szCs w:val="18"/>
+                <w:lang w:val="en-US"/>
+              </w:rPr>
+            </w:pPr>
+            <w:r>
+              <w:rPr>
+                <w:sz w:val="18"/>
+                <w:szCs w:val="18"/>
+                <w:lang w:val="en-US"/>
+              </w:rPr>
+              <w:t>      80 |             mockSupabaseClient.single.mockResolvedValueOnce({ data: null, error: null });</w:t>
+            </w:r>
+          </w:p>
+          <w:p>
+            <w:pPr>
+              <w:contextualSpacing/>
+              <w:rPr>
+                <w:sz w:val="18"/>
+                <w:szCs w:val="18"/>
+                <w:lang w:val="en-US"/>
+              </w:rPr>
+            </w:pPr>
+            <w:r>
+              <w:rPr>
+                <w:sz w:val="18"/>
+                <w:szCs w:val="18"/>
+                <w:lang w:val="en-US"/>
+              </w:rPr>
+              <w:t>    &gt; 81 |             await expect(service.update(1, { titulo: 'Error' } as any)).rejects.toThrow(NotFoundException);</w:t>
+            </w:r>
+          </w:p>
+          <w:p>
+            <w:pPr>
+              <w:contextualSpacing/>
+              <w:rPr>
+                <w:sz w:val="18"/>
+                <w:szCs w:val="18"/>
+                <w:lang w:val="en-US"/>
+              </w:rPr>
+            </w:pPr>
+            <w:r>
+              <w:rPr>
+                <w:sz w:val="18"/>
+                <w:szCs w:val="18"/>
+                <w:lang w:val="en-US"/>
+              </w:rPr>
+              <w:t>         |                         ^</w:t>
+            </w:r>
+          </w:p>
+          <w:p>
+            <w:pPr>
+              <w:contextualSpacing/>
+              <w:rPr>
+                <w:sz w:val="18"/>
+                <w:szCs w:val="18"/>
+                <w:lang w:val="en-US"/>
+              </w:rPr>
+            </w:pPr>
+            <w:r>
+              <w:rPr>
+                <w:sz w:val="18"/>
+                <w:szCs w:val="18"/>
+                <w:lang w:val="en-US"/>
+              </w:rPr>
+              <w:t>      82 |         });</w:t>
+            </w:r>
+          </w:p>
+          <w:p>
+            <w:pPr>
+              <w:contextualSpacing/>
+              <w:rPr>
+                <w:sz w:val="18"/>
+                <w:szCs w:val="18"/>
+                <w:lang w:val="en-US"/>
+              </w:rPr>
+            </w:pPr>
+            <w:r>
+              <w:rPr>
+                <w:sz w:val="18"/>
+                <w:szCs w:val="18"/>
+                <w:lang w:val="en-US"/>
+              </w:rPr>
+              <w:t>      83 |</w:t>
+            </w:r>
+          </w:p>
+          <w:p>
+            <w:pPr>
+              <w:contextualSpacing/>
+              <w:rPr>
+                <w:sz w:val="18"/>
+                <w:szCs w:val="18"/>
+                <w:lang w:val="en-US"/>
+              </w:rPr>
+            </w:pPr>
+            <w:r>
+              <w:rPr>
+                <w:sz w:val="18"/>
+                <w:szCs w:val="18"/>
+                <w:lang w:val="en-US"/>
+              </w:rPr>
+              <w:t>      84 |         it('should throw BadRequestException if update fails', async () =&gt; {</w:t>
+            </w:r>
+          </w:p>
+          <w:p>
+            <w:pPr>
+              <w:contextualSpacing/>
+              <w:rPr>
+                <w:sz w:val="18"/>
+                <w:szCs w:val="18"/>
+                <w:lang w:val="en-US"/>
+              </w:rPr>
+            </w:pPr>
+          </w:p>
+          <w:p>
+            <w:pPr>
+              <w:contextualSpacing/>
+              <w:rPr>
+                <w:sz w:val="18"/>
+                <w:szCs w:val="18"/>
+                <w:lang w:val="en-US"/>
+              </w:rPr>
+            </w:pPr>
+            <w:r>
+              <w:rPr>
+                <w:sz w:val="18"/>
+                <w:szCs w:val="18"/>
+                <w:lang w:val="en-US"/>
+              </w:rPr>
+              <w:t>      at expect (../node_modules/expect/build/index.js:2116:15)</w:t>
+            </w:r>
+          </w:p>
+          <w:p>
+            <w:pPr>
+              <w:contextualSpacing/>
+              <w:rPr>
+                <w:sz w:val="18"/>
+                <w:szCs w:val="18"/>
+                <w:lang w:val="en-US"/>
+              </w:rPr>
+            </w:pPr>
+            <w:r>
+              <w:rPr>
+                <w:sz w:val="18"/>
+                <w:szCs w:val="18"/>
+                <w:lang w:val="en-US"/>
+              </w:rPr>
+              <w:t>      at Object.&lt;anonymous&gt; (libros/libros.service.spec.ts:81:25)</w:t>
+            </w:r>
+          </w:p>
+          <w:p>
+            <w:pPr>
+              <w:contextualSpacing/>
+              <w:rPr>
+                <w:sz w:val="18"/>
+                <w:szCs w:val="18"/>
+                <w:lang w:val="en-US"/>
+              </w:rPr>
+            </w:pPr>
+          </w:p>
+          <w:p>
+            <w:pPr>
+              <w:contextualSpacing/>
+              <w:rPr>
+                <w:sz w:val="18"/>
+                <w:szCs w:val="18"/>
+              </w:rPr>
+            </w:pPr>
+            <w:r>
+              <w:rPr>
+                <w:sz w:val="18"/>
+                <w:szCs w:val="18"/>
+                <w:lang w:val="en-US"/>
+              </w:rPr>
+              <w:t> </w:t>
+            </w:r>
+            <w:r>
+              <w:rPr>
+                <w:sz w:val="18"/>
+                <w:szCs w:val="18"/>
+              </w:rPr>
+              <w:t>PASS  src/usuarios-sistema/usuarios-sistema.controller.spec.ts</w:t>
+            </w:r>
+          </w:p>
+        </w:tc>
+      </w:tr>
+    </w:tbl>
+    <w:p/>
+    <w:p>
+      <w:r>
+        <w:t xml:space="preserve">Código </w:t>
+      </w:r>
+    </w:p>
+    <w:tbl>
+      <w:tblPr>
+        <w:tblStyle w:val="TableGrid"/>
+        <w:tblW w:w="0" w:type="auto"/>
+        <w:tblLook w:val="04A0" w:firstRow="1" w:lastRow="0" w:firstColumn="1" w:lastColumn="0" w:noHBand="0" w:noVBand="1"/>
+      </w:tblPr>
+      <w:tblGrid>
+        <w:gridCol w:w="4675"/>
+        <w:gridCol w:w="4675"/>
+      </w:tblGrid>
+      <w:tr>
+        <w:tc>
+          <w:tcPr>
+            <w:tcW w:w="4675" w:type="dxa"/>
+          </w:tcPr>
+          <w:p>
+            <w:pPr>
+              <w:rPr>
+                <w:sz w:val="16"/>
+                <w:szCs w:val="16"/>
+                <w:lang w:val="en-US"/>
+              </w:rPr>
+            </w:pPr>
+            <w:r>
+              <w:rPr>
+                <w:sz w:val="16"/>
+                <w:szCs w:val="16"/>
+                <w:lang w:val="en-US"/>
+              </w:rPr>
+              <w:t xml:space="preserve">  async findOne(id: number) {</w:t>
+            </w:r>
+          </w:p>
+          <w:p>
+            <w:pPr>
+              <w:rPr>
+                <w:sz w:val="16"/>
+                <w:szCs w:val="16"/>
+                <w:lang w:val="en-US"/>
+              </w:rPr>
+            </w:pPr>
+            <w:r>
+              <w:rPr>
+                <w:sz w:val="16"/>
+                <w:szCs w:val="16"/>
+                <w:lang w:val="en-US"/>
+              </w:rPr>
+              <w:t xml:space="preserve">    const { data, error } = await this.supabase.client</w:t>
+            </w:r>
+          </w:p>
+          <w:p>
+            <w:pPr>
+              <w:rPr>
+                <w:sz w:val="16"/>
+                <w:szCs w:val="16"/>
+                <w:lang w:val="en-US"/>
+              </w:rPr>
+            </w:pPr>
+            <w:r>
+              <w:rPr>
+                <w:sz w:val="16"/>
+                <w:szCs w:val="16"/>
+                <w:lang w:val="en-US"/>
+              </w:rPr>
+              <w:t xml:space="preserve">      .from('autor')</w:t>
+            </w:r>
+          </w:p>
+          <w:p>
+            <w:pPr>
+              <w:rPr>
+                <w:sz w:val="16"/>
+                <w:szCs w:val="16"/>
+                <w:lang w:val="en-US"/>
+              </w:rPr>
+            </w:pPr>
+            <w:r>
+              <w:rPr>
+                <w:sz w:val="16"/>
+                <w:szCs w:val="16"/>
+                <w:lang w:val="en-US"/>
+              </w:rPr>
+              <w:t xml:space="preserve">      .select('*')</w:t>
+            </w:r>
+          </w:p>
+          <w:p>
+            <w:pPr>
+              <w:rPr>
+                <w:sz w:val="16"/>
+                <w:szCs w:val="16"/>
+                <w:lang w:val="en-US"/>
+              </w:rPr>
+            </w:pPr>
+            <w:r>
+              <w:rPr>
+                <w:sz w:val="16"/>
+                <w:szCs w:val="16"/>
+                <w:lang w:val="en-US"/>
+              </w:rPr>
+              <w:t xml:space="preserve">      .eq('id_autor', id)</w:t>
+            </w:r>
+          </w:p>
+          <w:p>
+            <w:pPr>
+              <w:rPr>
+                <w:sz w:val="16"/>
+                <w:szCs w:val="16"/>
+                <w:lang w:val="en-US"/>
+              </w:rPr>
+            </w:pPr>
+            <w:r>
+              <w:rPr>
+                <w:sz w:val="16"/>
+                <w:szCs w:val="16"/>
+                <w:lang w:val="en-US"/>
+              </w:rPr>
+              <w:t xml:space="preserve">      .single();</w:t>
+            </w:r>
+          </w:p>
+          <w:p>
+            <w:pPr>
+              <w:rPr>
+                <w:sz w:val="16"/>
+                <w:szCs w:val="16"/>
+                <w:lang w:val="en-US"/>
+              </w:rPr>
+            </w:pPr>
+          </w:p>
+          <w:p>
+            <w:pPr>
+              <w:rPr>
+                <w:sz w:val="16"/>
+                <w:szCs w:val="16"/>
+                <w:lang w:val="en-US"/>
+              </w:rPr>
+            </w:pPr>
+            <w:r>
+              <w:rPr>
+                <w:sz w:val="16"/>
+                <w:szCs w:val="16"/>
+                <w:lang w:val="en-US"/>
+              </w:rPr>
+              <w:t xml:space="preserve">    if (error || !data) throw new NotFoundException();</w:t>
+            </w:r>
+          </w:p>
+          <w:p>
+            <w:pPr>
+              <w:rPr>
+                <w:sz w:val="16"/>
+                <w:szCs w:val="16"/>
+                <w:lang w:val="en-US"/>
+              </w:rPr>
+            </w:pPr>
+            <w:r>
+              <w:rPr>
+                <w:sz w:val="16"/>
+                <w:szCs w:val="16"/>
+                <w:lang w:val="en-US"/>
+              </w:rPr>
+              <w:t xml:space="preserve">    return data;</w:t>
+            </w:r>
+          </w:p>
+          <w:p>
+            <w:pPr>
+              <w:rPr>
+                <w:sz w:val="16"/>
+                <w:szCs w:val="16"/>
+                <w:lang w:val="en-US"/>
+              </w:rPr>
+            </w:pPr>
+            <w:r>
+              <w:rPr>
+                <w:sz w:val="16"/>
+                <w:szCs w:val="16"/>
+                <w:lang w:val="en-US"/>
+              </w:rPr>
+              <w:t xml:space="preserve">  }</w:t>
+            </w:r>
+          </w:p>
+          <w:p>
+            <w:pPr>
+              <w:rPr>
+                <w:sz w:val="16"/>
+                <w:szCs w:val="16"/>
+                <w:lang w:val="en-US"/>
+              </w:rPr>
+            </w:pPr>
+          </w:p>
+          <w:p>
+            <w:pPr>
+              <w:rPr>
+                <w:sz w:val="16"/>
+                <w:szCs w:val="16"/>
+                <w:lang w:val="en-US"/>
+              </w:rPr>
+            </w:pPr>
+            <w:r>
+              <w:rPr>
+                <w:sz w:val="16"/>
+                <w:szCs w:val="16"/>
+                <w:lang w:val="en-US"/>
+              </w:rPr>
+              <w:t xml:space="preserve">  async update(id: number, dto: UpdateAutorDto) {</w:t>
+            </w:r>
+          </w:p>
+          <w:p>
+            <w:pPr>
+              <w:rPr>
+                <w:sz w:val="16"/>
+                <w:szCs w:val="16"/>
+                <w:lang w:val="en-US"/>
+              </w:rPr>
+            </w:pPr>
+            <w:r>
+              <w:rPr>
+                <w:sz w:val="16"/>
+                <w:szCs w:val="16"/>
+                <w:lang w:val="en-US"/>
+              </w:rPr>
+              <w:t xml:space="preserve">    const { data, error } = await this.supabase.client</w:t>
+            </w:r>
+          </w:p>
+          <w:p>
+            <w:pPr>
+              <w:rPr>
+                <w:sz w:val="16"/>
+                <w:szCs w:val="16"/>
+                <w:lang w:val="en-US"/>
+              </w:rPr>
+            </w:pPr>
+            <w:r>
+              <w:rPr>
+                <w:sz w:val="16"/>
+                <w:szCs w:val="16"/>
+                <w:lang w:val="en-US"/>
+              </w:rPr>
+              <w:t xml:space="preserve">      .from('autor')</w:t>
+            </w:r>
+          </w:p>
+          <w:p>
+            <w:pPr>
+              <w:rPr>
+                <w:sz w:val="16"/>
+                <w:szCs w:val="16"/>
+                <w:lang w:val="en-US"/>
+              </w:rPr>
+            </w:pPr>
+            <w:r>
+              <w:rPr>
+                <w:sz w:val="16"/>
+                <w:szCs w:val="16"/>
+                <w:lang w:val="en-US"/>
+              </w:rPr>
+              <w:t xml:space="preserve">      .update(dto)</w:t>
+            </w:r>
+          </w:p>
+          <w:p>
+            <w:pPr>
+              <w:rPr>
+                <w:sz w:val="16"/>
+                <w:szCs w:val="16"/>
+                <w:lang w:val="en-US"/>
+              </w:rPr>
+            </w:pPr>
+            <w:r>
+              <w:rPr>
+                <w:sz w:val="16"/>
+                <w:szCs w:val="16"/>
+                <w:lang w:val="en-US"/>
+              </w:rPr>
+              <w:t xml:space="preserve">      .eq('id_autor', id)</w:t>
+            </w:r>
+          </w:p>
+          <w:p>
+            <w:pPr>
+              <w:rPr>
+                <w:sz w:val="16"/>
+                <w:szCs w:val="16"/>
+                <w:lang w:val="en-US"/>
+              </w:rPr>
+            </w:pPr>
+            <w:r>
+              <w:rPr>
+                <w:sz w:val="16"/>
+                <w:szCs w:val="16"/>
+                <w:lang w:val="en-US"/>
+              </w:rPr>
+              <w:t xml:space="preserve">      .select('*')</w:t>
+            </w:r>
+          </w:p>
+          <w:p>
+            <w:pPr>
+              <w:rPr>
+                <w:sz w:val="16"/>
+                <w:szCs w:val="16"/>
+                <w:lang w:val="en-US"/>
+              </w:rPr>
+            </w:pPr>
+            <w:r>
+              <w:rPr>
+                <w:sz w:val="16"/>
+                <w:szCs w:val="16"/>
+                <w:lang w:val="en-US"/>
+              </w:rPr>
+              <w:t xml:space="preserve">      .single();</w:t>
+            </w:r>
+          </w:p>
+          <w:p>
+            <w:pPr>
+              <w:rPr>
+                <w:sz w:val="16"/>
+                <w:szCs w:val="16"/>
+                <w:lang w:val="en-US"/>
+              </w:rPr>
+            </w:pPr>
+          </w:p>
+          <w:p>
+            <w:pPr>
+              <w:rPr>
+                <w:sz w:val="16"/>
+                <w:szCs w:val="16"/>
+                <w:lang w:val="en-US"/>
+              </w:rPr>
+            </w:pPr>
+            <w:r>
+              <w:rPr>
+                <w:sz w:val="16"/>
+                <w:szCs w:val="16"/>
+                <w:lang w:val="en-US"/>
+              </w:rPr>
+              <w:t xml:space="preserve">    if (error) throw new BadRequestException(error.message);</w:t>
+            </w:r>
+          </w:p>
+          <w:p>
+            <w:pPr>
+              <w:rPr>
+                <w:sz w:val="16"/>
+                <w:szCs w:val="16"/>
+              </w:rPr>
+            </w:pPr>
+            <w:r>
+              <w:rPr>
+                <w:sz w:val="16"/>
+                <w:szCs w:val="16"/>
+                <w:lang w:val="en-US"/>
+              </w:rPr>
+              <w:t xml:space="preserve">    </w:t>
+            </w:r>
+            <w:r>
+              <w:rPr>
+                <w:sz w:val="16"/>
+                <w:szCs w:val="16"/>
+              </w:rPr>
+              <w:t>return data;</w:t>
+            </w:r>
+          </w:p>
+          <w:p>
+            <w:pPr>
+              <w:rPr>
+                <w:sz w:val="16"/>
+                <w:szCs w:val="16"/>
+              </w:rPr>
+            </w:pPr>
+            <w:r>
+              <w:rPr>
+                <w:sz w:val="16"/>
+                <w:szCs w:val="16"/>
+              </w:rPr>
+              <w:t xml:space="preserve">  }</w:t>
+            </w:r>
+          </w:p>
+        </w:tc>
+        <w:tc>
+          <w:tcPr>
+            <w:tcW w:w="4675" w:type="dxa"/>
+          </w:tcPr>
+          <w:p>
+            <w:pPr>
+              <w:rPr>
+                <w:sz w:val="16"/>
+                <w:szCs w:val="16"/>
+                <w:lang w:val="en-US"/>
+              </w:rPr>
+            </w:pPr>
+            <w:r>
+              <w:rPr>
+                <w:sz w:val="16"/>
+                <w:szCs w:val="16"/>
+                <w:lang w:val="en-US"/>
+              </w:rPr>
+              <w:t>async findOne(id: number) {</w:t>
+            </w:r>
+          </w:p>
+          <w:p>
+            <w:pPr>
+              <w:rPr>
+                <w:sz w:val="16"/>
+                <w:szCs w:val="16"/>
+                <w:lang w:val="en-US"/>
+              </w:rPr>
+            </w:pPr>
+            <w:r>
+              <w:rPr>
+                <w:sz w:val="16"/>
+                <w:szCs w:val="16"/>
+                <w:lang w:val="en-US"/>
+              </w:rPr>
+              <w:t xml:space="preserve">  const { data, error } = await this.supabase.client</w:t>
+            </w:r>
+          </w:p>
+          <w:p>
+            <w:pPr>
+              <w:rPr>
+                <w:sz w:val="16"/>
+                <w:szCs w:val="16"/>
+                <w:lang w:val="en-US"/>
+              </w:rPr>
+            </w:pPr>
+            <w:r>
+              <w:rPr>
+                <w:sz w:val="16"/>
+                <w:szCs w:val="16"/>
+                <w:lang w:val="en-US"/>
+              </w:rPr>
+              <w:t xml:space="preserve">    .from('autor')</w:t>
+            </w:r>
+          </w:p>
+          <w:p>
+            <w:pPr>
+              <w:rPr>
+                <w:sz w:val="16"/>
+                <w:szCs w:val="16"/>
+                <w:lang w:val="en-US"/>
+              </w:rPr>
+            </w:pPr>
+            <w:r>
+              <w:rPr>
+                <w:sz w:val="16"/>
+                <w:szCs w:val="16"/>
+                <w:lang w:val="en-US"/>
+              </w:rPr>
+              <w:t xml:space="preserve">    .select('*')</w:t>
+            </w:r>
+          </w:p>
+          <w:p>
+            <w:pPr>
+              <w:rPr>
+                <w:sz w:val="16"/>
+                <w:szCs w:val="16"/>
+                <w:lang w:val="en-US"/>
+              </w:rPr>
+            </w:pPr>
+            <w:r>
+              <w:rPr>
+                <w:sz w:val="16"/>
+                <w:szCs w:val="16"/>
+                <w:lang w:val="en-US"/>
+              </w:rPr>
+              <w:t xml:space="preserve">    .eq('id_autor', id)</w:t>
+            </w:r>
+          </w:p>
+          <w:p>
+            <w:pPr>
+              <w:rPr>
+                <w:sz w:val="16"/>
+                <w:szCs w:val="16"/>
+                <w:lang w:val="en-US"/>
+              </w:rPr>
+            </w:pPr>
+            <w:r>
+              <w:rPr>
+                <w:sz w:val="16"/>
+                <w:szCs w:val="16"/>
+                <w:lang w:val="en-US"/>
+              </w:rPr>
+              <w:t xml:space="preserve">    .single();</w:t>
+            </w:r>
+          </w:p>
+          <w:p>
+            <w:pPr>
+              <w:rPr>
+                <w:sz w:val="16"/>
+                <w:szCs w:val="16"/>
+                <w:lang w:val="en-US"/>
+              </w:rPr>
+            </w:pPr>
+          </w:p>
+          <w:p>
+            <w:pPr>
+              <w:rPr>
+                <w:sz w:val="16"/>
+                <w:szCs w:val="16"/>
+                <w:lang w:val="en-US"/>
+              </w:rPr>
+            </w:pPr>
+            <w:r>
+              <w:rPr>
+                <w:sz w:val="16"/>
+                <w:szCs w:val="16"/>
+                <w:lang w:val="en-US"/>
+              </w:rPr>
+              <w:t xml:space="preserve">  if (error) throw new BadRequestException(error.message);</w:t>
+            </w:r>
+          </w:p>
+          <w:p>
+            <w:pPr>
+              <w:rPr>
+                <w:sz w:val="16"/>
+                <w:szCs w:val="16"/>
+                <w:lang w:val="en-US"/>
+              </w:rPr>
+            </w:pPr>
+            <w:r>
+              <w:rPr>
+                <w:sz w:val="16"/>
+                <w:szCs w:val="16"/>
+                <w:lang w:val="en-US"/>
+              </w:rPr>
+              <w:t xml:space="preserve">  </w:t>
+            </w:r>
+          </w:p>
+          <w:p>
+            <w:pPr>
+              <w:rPr>
+                <w:sz w:val="16"/>
+                <w:szCs w:val="16"/>
+                <w:lang w:val="en-US"/>
+              </w:rPr>
+            </w:pPr>
+            <w:r>
+              <w:rPr>
+                <w:sz w:val="16"/>
+                <w:szCs w:val="16"/>
+                <w:lang w:val="en-US"/>
+              </w:rPr>
+              <w:t xml:space="preserve">  if (!data) throw new NotFoundException('Autor no encontrado');</w:t>
+            </w:r>
+          </w:p>
+          <w:p>
+            <w:pPr>
+              <w:rPr>
+                <w:sz w:val="16"/>
+                <w:szCs w:val="16"/>
+                <w:lang w:val="en-US"/>
+              </w:rPr>
+            </w:pPr>
+            <w:r>
+              <w:rPr>
+                <w:sz w:val="16"/>
+                <w:szCs w:val="16"/>
+                <w:lang w:val="en-US"/>
+              </w:rPr>
+              <w:t xml:space="preserve">  </w:t>
+            </w:r>
+          </w:p>
+          <w:p>
+            <w:pPr>
+              <w:rPr>
+                <w:sz w:val="16"/>
+                <w:szCs w:val="16"/>
+                <w:lang w:val="en-US"/>
+              </w:rPr>
+            </w:pPr>
+            <w:r>
+              <w:rPr>
+                <w:sz w:val="16"/>
+                <w:szCs w:val="16"/>
+                <w:lang w:val="en-US"/>
+              </w:rPr>
+              <w:t xml:space="preserve">  return data;</w:t>
+            </w:r>
+          </w:p>
+          <w:p>
+            <w:pPr>
+              <w:rPr>
+                <w:sz w:val="16"/>
+                <w:szCs w:val="16"/>
+                <w:lang w:val="en-US"/>
+              </w:rPr>
+            </w:pPr>
+            <w:r>
+              <w:rPr>
+                <w:sz w:val="16"/>
+                <w:szCs w:val="16"/>
+                <w:lang w:val="en-US"/>
+              </w:rPr>
+              <w:t>}</w:t>
+            </w:r>
+          </w:p>
+          <w:p>
+            <w:pPr>
+              <w:rPr>
+                <w:sz w:val="16"/>
+                <w:szCs w:val="16"/>
+                <w:lang w:val="en-US"/>
+              </w:rPr>
+            </w:pPr>
+          </w:p>
+          <w:p>
+            <w:pPr>
+              <w:rPr>
+                <w:sz w:val="16"/>
+                <w:szCs w:val="16"/>
+                <w:lang w:val="en-US"/>
+              </w:rPr>
+            </w:pPr>
+            <w:r>
+              <w:rPr>
+                <w:sz w:val="16"/>
+                <w:szCs w:val="16"/>
+                <w:lang w:val="en-US"/>
+              </w:rPr>
+              <w:t>async update(id: number, updateDto: any) {</w:t>
+            </w:r>
+          </w:p>
+          <w:p>
+            <w:pPr>
+              <w:rPr>
+                <w:sz w:val="16"/>
+                <w:szCs w:val="16"/>
+                <w:lang w:val="en-US"/>
+              </w:rPr>
+            </w:pPr>
+            <w:r>
+              <w:rPr>
+                <w:sz w:val="16"/>
+                <w:szCs w:val="16"/>
+                <w:lang w:val="en-US"/>
+              </w:rPr>
+              <w:t xml:space="preserve">  const { data, error } = await this.supabase.client</w:t>
+            </w:r>
+          </w:p>
+          <w:p>
+            <w:pPr>
+              <w:rPr>
+                <w:sz w:val="16"/>
+                <w:szCs w:val="16"/>
+                <w:lang w:val="en-US"/>
+              </w:rPr>
+            </w:pPr>
+            <w:r>
+              <w:rPr>
+                <w:sz w:val="16"/>
+                <w:szCs w:val="16"/>
+                <w:lang w:val="en-US"/>
+              </w:rPr>
+              <w:t xml:space="preserve">    .from('autor')</w:t>
+            </w:r>
+          </w:p>
+          <w:p>
+            <w:pPr>
+              <w:rPr>
+                <w:sz w:val="16"/>
+                <w:szCs w:val="16"/>
+                <w:lang w:val="en-US"/>
+              </w:rPr>
+            </w:pPr>
+            <w:r>
+              <w:rPr>
+                <w:sz w:val="16"/>
+                <w:szCs w:val="16"/>
+                <w:lang w:val="en-US"/>
+              </w:rPr>
+              <w:t xml:space="preserve">    .update(updateDto)</w:t>
+            </w:r>
+          </w:p>
+          <w:p>
+            <w:pPr>
+              <w:rPr>
+                <w:sz w:val="16"/>
+                <w:szCs w:val="16"/>
+                <w:lang w:val="en-US"/>
+              </w:rPr>
+            </w:pPr>
+            <w:r>
+              <w:rPr>
+                <w:sz w:val="16"/>
+                <w:szCs w:val="16"/>
+                <w:lang w:val="en-US"/>
+              </w:rPr>
+              <w:t xml:space="preserve">    .eq('id_autor', id)</w:t>
+            </w:r>
+          </w:p>
+          <w:p>
+            <w:pPr>
+              <w:rPr>
+                <w:sz w:val="16"/>
+                <w:szCs w:val="16"/>
+                <w:lang w:val="en-US"/>
+              </w:rPr>
+            </w:pPr>
+            <w:r>
+              <w:rPr>
+                <w:sz w:val="16"/>
+                <w:szCs w:val="16"/>
+                <w:lang w:val="en-US"/>
+              </w:rPr>
+              <w:t xml:space="preserve">    .single();</w:t>
+            </w:r>
+          </w:p>
+          <w:p>
+            <w:pPr>
+              <w:rPr>
+                <w:sz w:val="16"/>
+                <w:szCs w:val="16"/>
+                <w:lang w:val="en-US"/>
+              </w:rPr>
+            </w:pPr>
+          </w:p>
+          <w:p>
+            <w:pPr>
+              <w:rPr>
+                <w:sz w:val="16"/>
+                <w:szCs w:val="16"/>
+                <w:lang w:val="en-US"/>
+              </w:rPr>
+            </w:pPr>
+            <w:r>
+              <w:rPr>
+                <w:sz w:val="16"/>
+                <w:szCs w:val="16"/>
+                <w:lang w:val="en-US"/>
+              </w:rPr>
+              <w:t xml:space="preserve">  if (error) throw new BadRequestException(error.message);</w:t>
+            </w:r>
+          </w:p>
+          <w:p>
+            <w:pPr>
+              <w:rPr>
+                <w:sz w:val="16"/>
+                <w:szCs w:val="16"/>
+                <w:lang w:val="en-US"/>
+              </w:rPr>
+            </w:pPr>
+            <w:r>
+              <w:rPr>
+                <w:sz w:val="16"/>
+                <w:szCs w:val="16"/>
+                <w:lang w:val="en-US"/>
+              </w:rPr>
+              <w:t xml:space="preserve">  if (!data) throw new NotFoundException('Autor no encontrado');</w:t>
+            </w:r>
+          </w:p>
+          <w:p>
+            <w:pPr>
+              <w:rPr>
+                <w:sz w:val="16"/>
+                <w:szCs w:val="16"/>
+                <w:lang w:val="en-US"/>
+              </w:rPr>
+            </w:pPr>
+            <w:r>
+              <w:rPr>
+                <w:sz w:val="16"/>
+                <w:szCs w:val="16"/>
+                <w:lang w:val="en-US"/>
+              </w:rPr>
+              <w:t xml:space="preserve">  </w:t>
+            </w:r>
+          </w:p>
+          <w:p>
+            <w:pPr>
+              <w:rPr>
+                <w:sz w:val="16"/>
+                <w:szCs w:val="16"/>
+              </w:rPr>
+            </w:pPr>
+            <w:r>
+              <w:rPr>
+                <w:sz w:val="16"/>
+                <w:szCs w:val="16"/>
+                <w:lang w:val="en-US"/>
+              </w:rPr>
+              <w:t xml:space="preserve">  </w:t>
+            </w:r>
+            <w:r>
+              <w:rPr>
+                <w:sz w:val="16"/>
+                <w:szCs w:val="16"/>
+              </w:rPr>
+              <w:t>return data;</w:t>
+            </w:r>
+          </w:p>
+          <w:p>
+            <w:pPr>
+              <w:rPr>
+                <w:sz w:val="16"/>
+                <w:szCs w:val="16"/>
+              </w:rPr>
+            </w:pPr>
+            <w:r>
+              <w:rPr>
+                <w:sz w:val="16"/>
+                <w:szCs w:val="16"/>
+              </w:rPr>
+              <w:t>}</w:t>
+            </w:r>
+          </w:p>
+        </w:tc>
+      </w:tr>
+    </w:tbl>
+    <w:p/>
+    <w:p>
+      <w:r>
+        <w:lastRenderedPageBreak/>
+        <w:drawing>
+          <wp:inline distT="0" distB="0" distL="0" distR="0" wp14:anchorId="2D2F1502" wp14:editId="19E2D8A4">
+            <wp:extent cx="5943600" cy="3705225"/>
+            <wp:effectExtent l="0" t="0" r="0" b="9525"/>
+            <wp:docPr id="3" name="Picture 3"/>
+            <wp:cNvGraphicFramePr>
+              <a:graphicFrameLocks xmlns:a="http://schemas.openxmlformats.org/drawingml/2006/main" noChangeAspect="1"/>
+            </wp:cNvGraphicFramePr>
+            <a:graphic xmlns:a="http://schemas.openxmlformats.org/drawingml/2006/main">
+              <a:graphicData uri="http://schemas.openxmlformats.org/drawingml/2006/picture">
+                <pic:pic xmlns:pic="http://schemas.openxmlformats.org/drawingml/2006/picture">
+                  <pic:nvPicPr>
+                    <pic:cNvPr id="1" name=""/>
+                    <pic:cNvPicPr/>
+                  </pic:nvPicPr>
+                  <pic:blipFill>
+                    <a:blip r:embed="rId5"/>
+                    <a:stretch>
+                      <a:fillRect/>
+                    </a:stretch>
+                  </pic:blipFill>
+                  <pic:spPr>
+                    <a:xfrm>
+                      <a:off x="0" y="0"/>
+                      <a:ext cx="5943600" cy="3705225"/>
+                    </a:xfrm>
+                    <a:prstGeom prst="rect">
+                      <a:avLst/>
+                    </a:prstGeom>
+                  </pic:spPr>
+                </pic:pic>
+              </a:graphicData>
+            </a:graphic>
+          </wp:inline>
+        </w:drawing>
+      </w:r>
+    </w:p>
+    <w:p>
+      <w:r>
+        <w:t>JestCoverage</w:t>
+      </w:r>
+    </w:p>
+    <w:p>
+      <w:r>
+        <w:drawing>
+          <wp:inline distT="0" distB="0" distL="0" distR="0" wp14:anchorId="06E21786" wp14:editId="60145CCD">
+            <wp:extent cx="5943600" cy="3691890"/>
+            <wp:effectExtent l="0" t="0" r="0" b="3810"/>
+            <wp:docPr id="4" name="Picture 4"/>
+            <wp:cNvGraphicFramePr>
+              <a:graphicFrameLocks xmlns:a="http://schemas.openxmlformats.org/drawingml/2006/main" noChangeAspect="1"/>
+            </wp:cNvGraphicFramePr>
+            <a:graphic xmlns:a="http://schemas.openxmlformats.org/drawingml/2006/main">
+              <a:graphicData uri="http://schemas.openxmlformats.org/drawingml/2006/picture">
+                <pic:pic xmlns:pic="http://schemas.openxmlformats.org/drawingml/2006/picture">
+                  <pic:nvPicPr>
+                    <pic:cNvPr id="1" name=""/>
+                    <pic:cNvPicPr/>
+                  </pic:nvPicPr>
+                  <pic:blipFill>
+                    <a:blip r:embed="rId6"/>
+                    <a:stretch>
+                      <a:fillRect/>
+                    </a:stretch>
+                  </pic:blipFill>
+                  <pic:spPr>
+                    <a:xfrm>
+                      <a:off x="0" y="0"/>
+                      <a:ext cx="5943600" cy="3691890"/>
                     </a:xfrm>
                     <a:prstGeom prst="rect">
                       <a:avLst/>
@@ -503,6 +2218,25 @@
     <w:semiHidden/>
     <w:unhideWhenUsed/>
   </w:style>
+  <w:style w:type="table" w:styleId="TableGrid">
+    <w:name w:val="Table Grid"/>
+    <w:basedOn w:val="TableNormal"/>
+    <w:uiPriority w:val="39"/>
+    <w:rsid w:val="00BE0AFD"/>
+    <w:pPr>
+      <w:spacing w:after="0" w:line="240" w:lineRule="auto"/>
+    </w:pPr>
+    <w:tblPr>
+      <w:tblBorders>
+        <w:top w:val="single" w:sz="4" w:space="0" w:color="auto"/>
+        <w:left w:val="single" w:sz="4" w:space="0" w:color="auto"/>
+        <w:bottom w:val="single" w:sz="4" w:space="0" w:color="auto"/>
+        <w:right w:val="single" w:sz="4" w:space="0" w:color="auto"/>
+        <w:insideH w:val="single" w:sz="4" w:space="0" w:color="auto"/>
+        <w:insideV w:val="single" w:sz="4" w:space="0" w:color="auto"/>
+      </w:tblBorders>
+    </w:tblPr>
+  </w:style>
 </w:styles>
 </file>
 

--- a/documentacion/Imagenes de Covertura JEST.docx
+++ b/documentacion/Imagenes de Covertura JEST.docx
@@ -8,11 +8,19 @@
           <w:lang w:val="en-US"/>
         </w:rPr>
       </w:pPr>
+      <w:proofErr w:type="spellStart"/>
       <w:r>
         <w:rPr>
           <w:lang w:val="en-US"/>
         </w:rPr>
-        <w:t xml:space="preserve">Imagenes de </w:t>
+        <w:t>Imagenes</w:t>
+      </w:r>
+      <w:proofErr w:type="spellEnd"/>
+      <w:r>
+        <w:rPr>
+          <w:lang w:val="en-US"/>
+        </w:rPr>
+        <w:t xml:space="preserve"> de </w:t>
       </w:r>
       <w:r>
         <w:rPr>
@@ -33,9 +41,9 @@
           <w:lang w:val="en-US"/>
         </w:rPr>
         <w:drawing>
-          <wp:inline distT="0" distB="0" distL="0" distR="0" wp14:anchorId="1F7A182A" wp14:editId="492C94FA">
-            <wp:extent cx="5943600" cy="3714115"/>
-            <wp:effectExtent l="0" t="0" r="0" b="635"/>
+          <wp:inline distT="0" distB="0" distL="0" distR="0" wp14:anchorId="1F7A182A" wp14:editId="50F367FA">
+            <wp:extent cx="5918200" cy="3714115"/>
+            <wp:effectExtent l="0" t="0" r="6350" b="635"/>
             <wp:docPr id="1" name="Picture 1"/>
             <wp:cNvGraphicFramePr>
               <a:graphicFrameLocks xmlns:a="http://schemas.openxmlformats.org/drawingml/2006/main" noChangeAspect="1"/>
@@ -47,20 +55,27 @@
                     <pic:cNvPr id="1" name=""/>
                     <pic:cNvPicPr/>
                   </pic:nvPicPr>
-                  <pic:blipFill>
+                  <pic:blipFill rotWithShape="1">
                     <a:blip r:embed="rId4"/>
-                    <a:stretch>
-                      <a:fillRect/>
-                    </a:stretch>
+                    <a:srcRect r="18910"/>
+                    <a:stretch/>
                   </pic:blipFill>
-                  <pic:spPr>
+                  <pic:spPr bwMode="auto">
                     <a:xfrm>
                       <a:off x="0" y="0"/>
-                      <a:ext cx="5943600" cy="3714115"/>
+                      <a:ext cx="5918200" cy="3714115"/>
                     </a:xfrm>
                     <a:prstGeom prst="rect">
                       <a:avLst/>
                     </a:prstGeom>
+                    <a:ln>
+                      <a:noFill/>
+                    </a:ln>
+                    <a:extLst>
+                      <a:ext uri="{53640926-AAD7-44D8-BBD7-CCE9431645EC}">
+                        <a14:shadowObscured xmlns:a14="http://schemas.microsoft.com/office/drawing/2010/main"/>
+                      </a:ext>
+                    </a:extLst>
                   </pic:spPr>
                 </pic:pic>
               </a:graphicData>
@@ -104,56 +119,188 @@
                 <w:sz w:val="18"/>
                 <w:szCs w:val="18"/>
               </w:rPr>
-              <w:t>PS D:\Espe\Pruebas\ProyectoPruebasP1\PruebasSoftwareProyectoS.G.Biblioteca\codigo\biblioteca-root\backend&gt; npx jest --coverage</w:t>
-            </w:r>
-          </w:p>
-          <w:p>
-            <w:pPr>
-              <w:contextualSpacing/>
-              <w:rPr>
-                <w:sz w:val="18"/>
-                <w:szCs w:val="18"/>
-              </w:rPr>
-            </w:pPr>
-            <w:r>
-              <w:rPr>
-                <w:sz w:val="18"/>
-                <w:szCs w:val="18"/>
-              </w:rPr>
-              <w:t> PASS  src/prestamos/prestamos.service.spec.ts</w:t>
-            </w:r>
-          </w:p>
-          <w:p>
-            <w:pPr>
-              <w:contextualSpacing/>
-              <w:rPr>
-                <w:sz w:val="18"/>
-                <w:szCs w:val="18"/>
-              </w:rPr>
-            </w:pPr>
-            <w:r>
-              <w:rPr>
-                <w:sz w:val="18"/>
-                <w:szCs w:val="18"/>
-              </w:rPr>
-              <w:t> PASS  src/usuarios-sistema/usuarios-sistema.service.spec.ts</w:t>
-            </w:r>
-          </w:p>
-          <w:p>
-            <w:pPr>
-              <w:contextualSpacing/>
-              <w:rPr>
-                <w:sz w:val="18"/>
-                <w:szCs w:val="18"/>
-              </w:rPr>
-            </w:pPr>
-            <w:r>
-              <w:rPr>
-                <w:sz w:val="18"/>
-                <w:szCs w:val="18"/>
-              </w:rPr>
-              <w:t>  ● Console</w:t>
-            </w:r>
+              <w:t xml:space="preserve">PS D:\Espe\Pruebas\ProyectoPruebasP1\PruebasSoftwareProyectoS.G.Biblioteca\codigo\biblioteca-root\backend&gt; </w:t>
+            </w:r>
+            <w:proofErr w:type="spellStart"/>
+            <w:r>
+              <w:rPr>
+                <w:sz w:val="18"/>
+                <w:szCs w:val="18"/>
+              </w:rPr>
+              <w:t>npx</w:t>
+            </w:r>
+            <w:proofErr w:type="spellEnd"/>
+            <w:r>
+              <w:rPr>
+                <w:sz w:val="18"/>
+                <w:szCs w:val="18"/>
+              </w:rPr>
+              <w:t xml:space="preserve"> </w:t>
+            </w:r>
+            <w:proofErr w:type="spellStart"/>
+            <w:r>
+              <w:rPr>
+                <w:sz w:val="18"/>
+                <w:szCs w:val="18"/>
+              </w:rPr>
+              <w:t>jest</w:t>
+            </w:r>
+            <w:proofErr w:type="spellEnd"/>
+            <w:r>
+              <w:rPr>
+                <w:sz w:val="18"/>
+                <w:szCs w:val="18"/>
+              </w:rPr>
+              <w:t xml:space="preserve"> --</w:t>
+            </w:r>
+            <w:proofErr w:type="spellStart"/>
+            <w:r>
+              <w:rPr>
+                <w:sz w:val="18"/>
+                <w:szCs w:val="18"/>
+              </w:rPr>
+              <w:t>coverage</w:t>
+            </w:r>
+            <w:proofErr w:type="spellEnd"/>
+          </w:p>
+          <w:p>
+            <w:pPr>
+              <w:contextualSpacing/>
+              <w:rPr>
+                <w:sz w:val="18"/>
+                <w:szCs w:val="18"/>
+              </w:rPr>
+            </w:pPr>
+            <w:r>
+              <w:rPr>
+                <w:sz w:val="18"/>
+                <w:szCs w:val="18"/>
+              </w:rPr>
+              <w:t> </w:t>
+            </w:r>
+            <w:proofErr w:type="gramStart"/>
+            <w:r>
+              <w:rPr>
+                <w:sz w:val="18"/>
+                <w:szCs w:val="18"/>
+              </w:rPr>
+              <w:t xml:space="preserve">PASS  </w:t>
+            </w:r>
+            <w:proofErr w:type="spellStart"/>
+            <w:r>
+              <w:rPr>
+                <w:sz w:val="18"/>
+                <w:szCs w:val="18"/>
+              </w:rPr>
+              <w:t>src</w:t>
+            </w:r>
+            <w:proofErr w:type="spellEnd"/>
+            <w:r>
+              <w:rPr>
+                <w:sz w:val="18"/>
+                <w:szCs w:val="18"/>
+              </w:rPr>
+              <w:t>/prestamos/</w:t>
+            </w:r>
+            <w:proofErr w:type="spellStart"/>
+            <w:r>
+              <w:rPr>
+                <w:sz w:val="18"/>
+                <w:szCs w:val="18"/>
+              </w:rPr>
+              <w:t>prestamos.service.spec</w:t>
+            </w:r>
+            <w:proofErr w:type="gramEnd"/>
+            <w:r>
+              <w:rPr>
+                <w:sz w:val="18"/>
+                <w:szCs w:val="18"/>
+              </w:rPr>
+              <w:t>.ts</w:t>
+            </w:r>
+            <w:proofErr w:type="spellEnd"/>
+          </w:p>
+          <w:p>
+            <w:pPr>
+              <w:contextualSpacing/>
+              <w:rPr>
+                <w:sz w:val="18"/>
+                <w:szCs w:val="18"/>
+              </w:rPr>
+            </w:pPr>
+            <w:r>
+              <w:rPr>
+                <w:sz w:val="18"/>
+                <w:szCs w:val="18"/>
+              </w:rPr>
+              <w:t> </w:t>
+            </w:r>
+            <w:proofErr w:type="gramStart"/>
+            <w:r>
+              <w:rPr>
+                <w:sz w:val="18"/>
+                <w:szCs w:val="18"/>
+              </w:rPr>
+              <w:t xml:space="preserve">PASS  </w:t>
+            </w:r>
+            <w:proofErr w:type="spellStart"/>
+            <w:r>
+              <w:rPr>
+                <w:sz w:val="18"/>
+                <w:szCs w:val="18"/>
+              </w:rPr>
+              <w:t>src</w:t>
+            </w:r>
+            <w:proofErr w:type="spellEnd"/>
+            <w:r>
+              <w:rPr>
+                <w:sz w:val="18"/>
+                <w:szCs w:val="18"/>
+              </w:rPr>
+              <w:t>/usuarios-sistema/usuarios-</w:t>
+            </w:r>
+            <w:proofErr w:type="spellStart"/>
+            <w:r>
+              <w:rPr>
+                <w:sz w:val="18"/>
+                <w:szCs w:val="18"/>
+              </w:rPr>
+              <w:t>sistema.service.spec</w:t>
+            </w:r>
+            <w:proofErr w:type="gramEnd"/>
+            <w:r>
+              <w:rPr>
+                <w:sz w:val="18"/>
+                <w:szCs w:val="18"/>
+              </w:rPr>
+              <w:t>.ts</w:t>
+            </w:r>
+            <w:proofErr w:type="spellEnd"/>
+          </w:p>
+          <w:p>
+            <w:pPr>
+              <w:contextualSpacing/>
+              <w:rPr>
+                <w:sz w:val="18"/>
+                <w:szCs w:val="18"/>
+              </w:rPr>
+            </w:pPr>
+            <w:r>
+              <w:rPr>
+                <w:sz w:val="18"/>
+                <w:szCs w:val="18"/>
+              </w:rPr>
+              <w:t xml:space="preserve">  ● </w:t>
+            </w:r>
+            <w:proofErr w:type="spellStart"/>
+            <w:r>
+              <w:rPr>
+                <w:sz w:val="18"/>
+                <w:szCs w:val="18"/>
+              </w:rPr>
+              <w:t>Console</w:t>
+            </w:r>
+            <w:proofErr w:type="spellEnd"/>
           </w:p>
           <w:p>
             <w:pPr>
@@ -193,115 +340,301 @@
                 <w:sz w:val="18"/>
                 <w:szCs w:val="18"/>
               </w:rPr>
-              <w:t>      Payload limpio enviado a Supabase: {}</w:t>
-            </w:r>
-          </w:p>
-          <w:p>
-            <w:pPr>
-              <w:contextualSpacing/>
-              <w:rPr>
-                <w:sz w:val="18"/>
-                <w:szCs w:val="18"/>
-              </w:rPr>
-            </w:pPr>
-          </w:p>
-          <w:p>
-            <w:pPr>
-              <w:contextualSpacing/>
-              <w:rPr>
-                <w:sz w:val="18"/>
-                <w:szCs w:val="18"/>
-                <w:lang w:val="en-US"/>
-              </w:rPr>
-            </w:pPr>
-            <w:r>
-              <w:rPr>
-                <w:sz w:val="18"/>
-                <w:szCs w:val="18"/>
-              </w:rPr>
               <w:t xml:space="preserve">      </w:t>
             </w:r>
-            <w:r>
-              <w:rPr>
-                <w:sz w:val="18"/>
-                <w:szCs w:val="18"/>
-                <w:lang w:val="en-US"/>
-              </w:rPr>
-              <w:t>at UsuariosSistemaService.log [as update] (usuarios-sistema/usuarios-sistema.service.ts:107:13)</w:t>
-            </w:r>
-          </w:p>
-          <w:p>
-            <w:pPr>
-              <w:contextualSpacing/>
-              <w:rPr>
-                <w:sz w:val="18"/>
-                <w:szCs w:val="18"/>
-                <w:lang w:val="en-US"/>
-              </w:rPr>
-            </w:pPr>
-          </w:p>
-          <w:p>
-            <w:pPr>
-              <w:contextualSpacing/>
-              <w:rPr>
-                <w:sz w:val="18"/>
-                <w:szCs w:val="18"/>
-                <w:lang w:val="en-US"/>
-              </w:rPr>
-            </w:pPr>
-            <w:r>
-              <w:rPr>
-                <w:sz w:val="18"/>
-                <w:szCs w:val="18"/>
-                <w:lang w:val="en-US"/>
-              </w:rPr>
-              <w:t> FAIL  src/autores/autores.service.spec.ts</w:t>
-            </w:r>
-          </w:p>
-          <w:p>
-            <w:pPr>
-              <w:contextualSpacing/>
-              <w:rPr>
-                <w:sz w:val="18"/>
-                <w:szCs w:val="18"/>
-                <w:lang w:val="en-US"/>
-              </w:rPr>
-            </w:pPr>
-            <w:r>
-              <w:rPr>
-                <w:sz w:val="18"/>
-                <w:szCs w:val="18"/>
-                <w:lang w:val="en-US"/>
-              </w:rPr>
-              <w:t>  ● AutoresService › update › should throw NotFoundException if author does not exist</w:t>
-            </w:r>
-          </w:p>
-          <w:p>
-            <w:pPr>
-              <w:contextualSpacing/>
-              <w:rPr>
-                <w:sz w:val="18"/>
-                <w:szCs w:val="18"/>
-                <w:lang w:val="en-US"/>
-              </w:rPr>
-            </w:pPr>
-          </w:p>
-          <w:p>
-            <w:pPr>
-              <w:contextualSpacing/>
-              <w:rPr>
-                <w:sz w:val="18"/>
-                <w:szCs w:val="18"/>
-                <w:lang w:val="en-US"/>
-              </w:rPr>
-            </w:pPr>
-            <w:r>
-              <w:rPr>
-                <w:sz w:val="18"/>
-                <w:szCs w:val="18"/>
-                <w:lang w:val="en-US"/>
-              </w:rPr>
-              <w:t>    expect(received).rejects.toThrow()</w:t>
+            <w:proofErr w:type="spellStart"/>
+            <w:r>
+              <w:rPr>
+                <w:sz w:val="18"/>
+                <w:szCs w:val="18"/>
+              </w:rPr>
+              <w:t>Payload</w:t>
+            </w:r>
+            <w:proofErr w:type="spellEnd"/>
+            <w:r>
+              <w:rPr>
+                <w:sz w:val="18"/>
+                <w:szCs w:val="18"/>
+              </w:rPr>
+              <w:t xml:space="preserve"> limpio enviado a </w:t>
+            </w:r>
+            <w:proofErr w:type="spellStart"/>
+            <w:r>
+              <w:rPr>
+                <w:sz w:val="18"/>
+                <w:szCs w:val="18"/>
+              </w:rPr>
+              <w:t>Supabase</w:t>
+            </w:r>
+            <w:proofErr w:type="spellEnd"/>
+            <w:r>
+              <w:rPr>
+                <w:sz w:val="18"/>
+                <w:szCs w:val="18"/>
+              </w:rPr>
+              <w:t>: {}</w:t>
+            </w:r>
+          </w:p>
+          <w:p>
+            <w:pPr>
+              <w:contextualSpacing/>
+              <w:rPr>
+                <w:sz w:val="18"/>
+                <w:szCs w:val="18"/>
+              </w:rPr>
+            </w:pPr>
+          </w:p>
+          <w:p>
+            <w:pPr>
+              <w:contextualSpacing/>
+              <w:rPr>
+                <w:sz w:val="18"/>
+                <w:szCs w:val="18"/>
+                <w:lang w:val="en-US"/>
+              </w:rPr>
+            </w:pPr>
+            <w:r>
+              <w:rPr>
+                <w:sz w:val="18"/>
+                <w:szCs w:val="18"/>
+              </w:rPr>
+              <w:t xml:space="preserve">      </w:t>
+            </w:r>
+            <w:r>
+              <w:rPr>
+                <w:sz w:val="18"/>
+                <w:szCs w:val="18"/>
+                <w:lang w:val="en-US"/>
+              </w:rPr>
+              <w:t>at UsuariosSistemaService.log [as update] (</w:t>
+            </w:r>
+            <w:proofErr w:type="spellStart"/>
+            <w:r>
+              <w:rPr>
+                <w:sz w:val="18"/>
+                <w:szCs w:val="18"/>
+                <w:lang w:val="en-US"/>
+              </w:rPr>
+              <w:t>usuarios-sistema</w:t>
+            </w:r>
+            <w:proofErr w:type="spellEnd"/>
+            <w:r>
+              <w:rPr>
+                <w:sz w:val="18"/>
+                <w:szCs w:val="18"/>
+                <w:lang w:val="en-US"/>
+              </w:rPr>
+              <w:t>/usuarios-sistema.service.ts:107:13)</w:t>
+            </w:r>
+          </w:p>
+          <w:p>
+            <w:pPr>
+              <w:contextualSpacing/>
+              <w:rPr>
+                <w:sz w:val="18"/>
+                <w:szCs w:val="18"/>
+                <w:lang w:val="en-US"/>
+              </w:rPr>
+            </w:pPr>
+          </w:p>
+          <w:p>
+            <w:pPr>
+              <w:contextualSpacing/>
+              <w:rPr>
+                <w:sz w:val="18"/>
+                <w:szCs w:val="18"/>
+                <w:lang w:val="en-US"/>
+              </w:rPr>
+            </w:pPr>
+            <w:r>
+              <w:rPr>
+                <w:sz w:val="18"/>
+                <w:szCs w:val="18"/>
+                <w:lang w:val="en-US"/>
+              </w:rPr>
+              <w:t> </w:t>
+            </w:r>
+            <w:proofErr w:type="gramStart"/>
+            <w:r>
+              <w:rPr>
+                <w:sz w:val="18"/>
+                <w:szCs w:val="18"/>
+                <w:lang w:val="en-US"/>
+              </w:rPr>
+              <w:t xml:space="preserve">FAIL  </w:t>
+            </w:r>
+            <w:proofErr w:type="spellStart"/>
+            <w:r>
+              <w:rPr>
+                <w:sz w:val="18"/>
+                <w:szCs w:val="18"/>
+                <w:lang w:val="en-US"/>
+              </w:rPr>
+              <w:t>src</w:t>
+            </w:r>
+            <w:proofErr w:type="spellEnd"/>
+            <w:r>
+              <w:rPr>
+                <w:sz w:val="18"/>
+                <w:szCs w:val="18"/>
+                <w:lang w:val="en-US"/>
+              </w:rPr>
+              <w:t>/</w:t>
+            </w:r>
+            <w:proofErr w:type="spellStart"/>
+            <w:r>
+              <w:rPr>
+                <w:sz w:val="18"/>
+                <w:szCs w:val="18"/>
+                <w:lang w:val="en-US"/>
+              </w:rPr>
+              <w:t>autores</w:t>
+            </w:r>
+            <w:proofErr w:type="spellEnd"/>
+            <w:r>
+              <w:rPr>
+                <w:sz w:val="18"/>
+                <w:szCs w:val="18"/>
+                <w:lang w:val="en-US"/>
+              </w:rPr>
+              <w:t>/</w:t>
+            </w:r>
+            <w:proofErr w:type="spellStart"/>
+            <w:r>
+              <w:rPr>
+                <w:sz w:val="18"/>
+                <w:szCs w:val="18"/>
+                <w:lang w:val="en-US"/>
+              </w:rPr>
+              <w:t>autores.service.spec</w:t>
+            </w:r>
+            <w:proofErr w:type="gramEnd"/>
+            <w:r>
+              <w:rPr>
+                <w:sz w:val="18"/>
+                <w:szCs w:val="18"/>
+                <w:lang w:val="en-US"/>
+              </w:rPr>
+              <w:t>.ts</w:t>
+            </w:r>
+            <w:proofErr w:type="spellEnd"/>
+          </w:p>
+          <w:p>
+            <w:pPr>
+              <w:contextualSpacing/>
+              <w:rPr>
+                <w:sz w:val="18"/>
+                <w:szCs w:val="18"/>
+                <w:lang w:val="en-US"/>
+              </w:rPr>
+            </w:pPr>
+            <w:r>
+              <w:rPr>
+                <w:sz w:val="18"/>
+                <w:szCs w:val="18"/>
+                <w:lang w:val="en-US"/>
+              </w:rPr>
+              <w:t xml:space="preserve">  ● </w:t>
+            </w:r>
+            <w:proofErr w:type="spellStart"/>
+            <w:r>
+              <w:rPr>
+                <w:sz w:val="18"/>
+                <w:szCs w:val="18"/>
+                <w:lang w:val="en-US"/>
+              </w:rPr>
+              <w:t>AutoresService</w:t>
+            </w:r>
+            <w:proofErr w:type="spellEnd"/>
+            <w:r>
+              <w:rPr>
+                <w:sz w:val="18"/>
+                <w:szCs w:val="18"/>
+                <w:lang w:val="en-US"/>
+              </w:rPr>
+              <w:t xml:space="preserve"> › update › should throw </w:t>
+            </w:r>
+            <w:proofErr w:type="spellStart"/>
+            <w:r>
+              <w:rPr>
+                <w:sz w:val="18"/>
+                <w:szCs w:val="18"/>
+                <w:lang w:val="en-US"/>
+              </w:rPr>
+              <w:t>NotFoundException</w:t>
+            </w:r>
+            <w:proofErr w:type="spellEnd"/>
+            <w:r>
+              <w:rPr>
+                <w:sz w:val="18"/>
+                <w:szCs w:val="18"/>
+                <w:lang w:val="en-US"/>
+              </w:rPr>
+              <w:t xml:space="preserve"> if author does not exist</w:t>
+            </w:r>
+          </w:p>
+          <w:p>
+            <w:pPr>
+              <w:contextualSpacing/>
+              <w:rPr>
+                <w:sz w:val="18"/>
+                <w:szCs w:val="18"/>
+                <w:lang w:val="en-US"/>
+              </w:rPr>
+            </w:pPr>
+          </w:p>
+          <w:p>
+            <w:pPr>
+              <w:contextualSpacing/>
+              <w:rPr>
+                <w:sz w:val="18"/>
+                <w:szCs w:val="18"/>
+                <w:lang w:val="en-US"/>
+              </w:rPr>
+            </w:pPr>
+            <w:r>
+              <w:rPr>
+                <w:sz w:val="18"/>
+                <w:szCs w:val="18"/>
+                <w:lang w:val="en-US"/>
+              </w:rPr>
+              <w:t>    expect(received</w:t>
+            </w:r>
+            <w:proofErr w:type="gramStart"/>
+            <w:r>
+              <w:rPr>
+                <w:sz w:val="18"/>
+                <w:szCs w:val="18"/>
+                <w:lang w:val="en-US"/>
+              </w:rPr>
+              <w:t>).</w:t>
+            </w:r>
+            <w:proofErr w:type="spellStart"/>
+            <w:r>
+              <w:rPr>
+                <w:sz w:val="18"/>
+                <w:szCs w:val="18"/>
+                <w:lang w:val="en-US"/>
+              </w:rPr>
+              <w:t>rejects</w:t>
+            </w:r>
+            <w:proofErr w:type="gramEnd"/>
+            <w:r>
+              <w:rPr>
+                <w:sz w:val="18"/>
+                <w:szCs w:val="18"/>
+                <w:lang w:val="en-US"/>
+              </w:rPr>
+              <w:t>.toThrow</w:t>
+            </w:r>
+            <w:proofErr w:type="spellEnd"/>
+            <w:r>
+              <w:rPr>
+                <w:sz w:val="18"/>
+                <w:szCs w:val="18"/>
+                <w:lang w:val="en-US"/>
+              </w:rPr>
+              <w:t>()</w:t>
             </w:r>
           </w:p>
           <w:p>
@@ -353,48 +686,171 @@
                 <w:sz w:val="18"/>
                 <w:szCs w:val="18"/>
               </w:rPr>
-              <w:t>Resolved to value: null</w:t>
-            </w:r>
-          </w:p>
-          <w:p>
-            <w:pPr>
-              <w:contextualSpacing/>
-              <w:rPr>
-                <w:sz w:val="18"/>
-                <w:szCs w:val="18"/>
-              </w:rPr>
-            </w:pPr>
-          </w:p>
-          <w:p>
-            <w:pPr>
-              <w:contextualSpacing/>
-              <w:rPr>
-                <w:sz w:val="18"/>
-                <w:szCs w:val="18"/>
-              </w:rPr>
-            </w:pPr>
-            <w:r>
-              <w:rPr>
-                <w:sz w:val="18"/>
-                <w:szCs w:val="18"/>
-              </w:rPr>
-              <w:t>      70 |       // Ajuste: Mockeamos data como null para disparar la excepción</w:t>
-            </w:r>
-          </w:p>
-          <w:p>
-            <w:pPr>
-              <w:contextualSpacing/>
-              <w:rPr>
-                <w:sz w:val="18"/>
-                <w:szCs w:val="18"/>
-              </w:rPr>
-            </w:pPr>
-            <w:r>
-              <w:rPr>
-                <w:sz w:val="18"/>
-                <w:szCs w:val="18"/>
-              </w:rPr>
-              <w:t>      71 |       mockSupabaseClient.single.mockResolvedValueOnce({ data: null, error: null });</w:t>
+              <w:t xml:space="preserve">Resolved </w:t>
+            </w:r>
+            <w:proofErr w:type="spellStart"/>
+            <w:r>
+              <w:rPr>
+                <w:sz w:val="18"/>
+                <w:szCs w:val="18"/>
+              </w:rPr>
+              <w:t>to</w:t>
+            </w:r>
+            <w:proofErr w:type="spellEnd"/>
+            <w:r>
+              <w:rPr>
+                <w:sz w:val="18"/>
+                <w:szCs w:val="18"/>
+              </w:rPr>
+              <w:t xml:space="preserve"> </w:t>
+            </w:r>
+            <w:proofErr w:type="spellStart"/>
+            <w:r>
+              <w:rPr>
+                <w:sz w:val="18"/>
+                <w:szCs w:val="18"/>
+              </w:rPr>
+              <w:t>value</w:t>
+            </w:r>
+            <w:proofErr w:type="spellEnd"/>
+            <w:r>
+              <w:rPr>
+                <w:sz w:val="18"/>
+                <w:szCs w:val="18"/>
+              </w:rPr>
+              <w:t xml:space="preserve">: </w:t>
+            </w:r>
+            <w:proofErr w:type="spellStart"/>
+            <w:r>
+              <w:rPr>
+                <w:sz w:val="18"/>
+                <w:szCs w:val="18"/>
+              </w:rPr>
+              <w:t>null</w:t>
+            </w:r>
+            <w:proofErr w:type="spellEnd"/>
+          </w:p>
+          <w:p>
+            <w:pPr>
+              <w:contextualSpacing/>
+              <w:rPr>
+                <w:sz w:val="18"/>
+                <w:szCs w:val="18"/>
+              </w:rPr>
+            </w:pPr>
+          </w:p>
+          <w:p>
+            <w:pPr>
+              <w:contextualSpacing/>
+              <w:rPr>
+                <w:sz w:val="18"/>
+                <w:szCs w:val="18"/>
+              </w:rPr>
+            </w:pPr>
+            <w:r>
+              <w:rPr>
+                <w:sz w:val="18"/>
+                <w:szCs w:val="18"/>
+              </w:rPr>
+              <w:t xml:space="preserve">      70 |       // Ajuste: </w:t>
+            </w:r>
+            <w:proofErr w:type="spellStart"/>
+            <w:r>
+              <w:rPr>
+                <w:sz w:val="18"/>
+                <w:szCs w:val="18"/>
+              </w:rPr>
+              <w:t>Mockeamos</w:t>
+            </w:r>
+            <w:proofErr w:type="spellEnd"/>
+            <w:r>
+              <w:rPr>
+                <w:sz w:val="18"/>
+                <w:szCs w:val="18"/>
+              </w:rPr>
+              <w:t xml:space="preserve"> data como </w:t>
+            </w:r>
+            <w:proofErr w:type="spellStart"/>
+            <w:r>
+              <w:rPr>
+                <w:sz w:val="18"/>
+                <w:szCs w:val="18"/>
+              </w:rPr>
+              <w:t>null</w:t>
+            </w:r>
+            <w:proofErr w:type="spellEnd"/>
+            <w:r>
+              <w:rPr>
+                <w:sz w:val="18"/>
+                <w:szCs w:val="18"/>
+              </w:rPr>
+              <w:t xml:space="preserve"> para disparar la excepción</w:t>
+            </w:r>
+          </w:p>
+          <w:p>
+            <w:pPr>
+              <w:contextualSpacing/>
+              <w:rPr>
+                <w:sz w:val="18"/>
+                <w:szCs w:val="18"/>
+              </w:rPr>
+            </w:pPr>
+            <w:r>
+              <w:rPr>
+                <w:sz w:val="18"/>
+                <w:szCs w:val="18"/>
+              </w:rPr>
+              <w:t>      71 |       </w:t>
+            </w:r>
+            <w:proofErr w:type="spellStart"/>
+            <w:proofErr w:type="gramStart"/>
+            <w:r>
+              <w:rPr>
+                <w:sz w:val="18"/>
+                <w:szCs w:val="18"/>
+              </w:rPr>
+              <w:t>mockSupabaseClient.single.mockResolvedValueOnce</w:t>
+            </w:r>
+            <w:proofErr w:type="spellEnd"/>
+            <w:proofErr w:type="gramEnd"/>
+            <w:r>
+              <w:rPr>
+                <w:sz w:val="18"/>
+                <w:szCs w:val="18"/>
+              </w:rPr>
+              <w:t xml:space="preserve">({ data: </w:t>
+            </w:r>
+            <w:proofErr w:type="spellStart"/>
+            <w:r>
+              <w:rPr>
+                <w:sz w:val="18"/>
+                <w:szCs w:val="18"/>
+              </w:rPr>
+              <w:t>null</w:t>
+            </w:r>
+            <w:proofErr w:type="spellEnd"/>
+            <w:r>
+              <w:rPr>
+                <w:sz w:val="18"/>
+                <w:szCs w:val="18"/>
+              </w:rPr>
+              <w:t xml:space="preserve">, error: </w:t>
+            </w:r>
+            <w:proofErr w:type="spellStart"/>
+            <w:r>
+              <w:rPr>
+                <w:sz w:val="18"/>
+                <w:szCs w:val="18"/>
+              </w:rPr>
+              <w:t>null</w:t>
+            </w:r>
+            <w:proofErr w:type="spellEnd"/>
+            <w:r>
+              <w:rPr>
+                <w:sz w:val="18"/>
+                <w:szCs w:val="18"/>
+              </w:rPr>
+              <w:t xml:space="preserve"> });</w:t>
             </w:r>
           </w:p>
           <w:p>
@@ -419,7 +875,89 @@
                 <w:szCs w:val="18"/>
                 <w:lang w:val="en-US"/>
               </w:rPr>
-              <w:t>&gt; 72 |       await expect(service.update(1, { primer_nombre: 'Test' } as any)).rejects.toThrow(NotFoundException);</w:t>
+              <w:t xml:space="preserve">&gt; 72 |       await </w:t>
+            </w:r>
+            <w:proofErr w:type="gramStart"/>
+            <w:r>
+              <w:rPr>
+                <w:sz w:val="18"/>
+                <w:szCs w:val="18"/>
+                <w:lang w:val="en-US"/>
+              </w:rPr>
+              <w:t>expect(</w:t>
+            </w:r>
+            <w:proofErr w:type="spellStart"/>
+            <w:proofErr w:type="gramEnd"/>
+            <w:r>
+              <w:rPr>
+                <w:sz w:val="18"/>
+                <w:szCs w:val="18"/>
+                <w:lang w:val="en-US"/>
+              </w:rPr>
+              <w:t>service.update</w:t>
+            </w:r>
+            <w:proofErr w:type="spellEnd"/>
+            <w:r>
+              <w:rPr>
+                <w:sz w:val="18"/>
+                <w:szCs w:val="18"/>
+                <w:lang w:val="en-US"/>
+              </w:rPr>
+              <w:t xml:space="preserve">(1, { </w:t>
+            </w:r>
+            <w:proofErr w:type="spellStart"/>
+            <w:r>
+              <w:rPr>
+                <w:sz w:val="18"/>
+                <w:szCs w:val="18"/>
+                <w:lang w:val="en-US"/>
+              </w:rPr>
+              <w:t>primer_nombre</w:t>
+            </w:r>
+            <w:proofErr w:type="spellEnd"/>
+            <w:r>
+              <w:rPr>
+                <w:sz w:val="18"/>
+                <w:szCs w:val="18"/>
+                <w:lang w:val="en-US"/>
+              </w:rPr>
+              <w:t>: 'Test' } as any)).</w:t>
+            </w:r>
+            <w:proofErr w:type="spellStart"/>
+            <w:r>
+              <w:rPr>
+                <w:sz w:val="18"/>
+                <w:szCs w:val="18"/>
+                <w:lang w:val="en-US"/>
+              </w:rPr>
+              <w:t>rejects.toThrow</w:t>
+            </w:r>
+            <w:proofErr w:type="spellEnd"/>
+            <w:r>
+              <w:rPr>
+                <w:sz w:val="18"/>
+                <w:szCs w:val="18"/>
+                <w:lang w:val="en-US"/>
+              </w:rPr>
+              <w:t>(</w:t>
+            </w:r>
+            <w:proofErr w:type="spellStart"/>
+            <w:r>
+              <w:rPr>
+                <w:sz w:val="18"/>
+                <w:szCs w:val="18"/>
+                <w:lang w:val="en-US"/>
+              </w:rPr>
+              <w:t>NotFoundException</w:t>
+            </w:r>
+            <w:proofErr w:type="spellEnd"/>
+            <w:r>
+              <w:rPr>
+                <w:sz w:val="18"/>
+                <w:szCs w:val="18"/>
+                <w:lang w:val="en-US"/>
+              </w:rPr>
+              <w:t>);</w:t>
             </w:r>
           </w:p>
           <w:p>
@@ -455,25 +993,61 @@
                 <w:szCs w:val="18"/>
                 <w:lang w:val="en-US"/>
               </w:rPr>
-              <w:t>      73 |     });</w:t>
-            </w:r>
-          </w:p>
-          <w:p>
-            <w:pPr>
-              <w:contextualSpacing/>
-              <w:rPr>
-                <w:sz w:val="18"/>
-                <w:szCs w:val="18"/>
-                <w:lang w:val="en-US"/>
-              </w:rPr>
-            </w:pPr>
-            <w:r>
-              <w:rPr>
-                <w:sz w:val="18"/>
-                <w:szCs w:val="18"/>
-                <w:lang w:val="en-US"/>
-              </w:rPr>
-              <w:t>      74 |   });</w:t>
+              <w:t>      73 |   </w:t>
+            </w:r>
+            <w:proofErr w:type="gramStart"/>
+            <w:r>
+              <w:rPr>
+                <w:sz w:val="18"/>
+                <w:szCs w:val="18"/>
+                <w:lang w:val="en-US"/>
+              </w:rPr>
+              <w:t xml:space="preserve">  }</w:t>
+            </w:r>
+            <w:proofErr w:type="gramEnd"/>
+            <w:r>
+              <w:rPr>
+                <w:sz w:val="18"/>
+                <w:szCs w:val="18"/>
+                <w:lang w:val="en-US"/>
+              </w:rPr>
+              <w:t>);</w:t>
+            </w:r>
+          </w:p>
+          <w:p>
+            <w:pPr>
+              <w:contextualSpacing/>
+              <w:rPr>
+                <w:sz w:val="18"/>
+                <w:szCs w:val="18"/>
+                <w:lang w:val="en-US"/>
+              </w:rPr>
+            </w:pPr>
+            <w:r>
+              <w:rPr>
+                <w:sz w:val="18"/>
+                <w:szCs w:val="18"/>
+                <w:lang w:val="en-US"/>
+              </w:rPr>
+              <w:t>      74 | </w:t>
+            </w:r>
+            <w:proofErr w:type="gramStart"/>
+            <w:r>
+              <w:rPr>
+                <w:sz w:val="18"/>
+                <w:szCs w:val="18"/>
+                <w:lang w:val="en-US"/>
+              </w:rPr>
+              <w:t xml:space="preserve">  }</w:t>
+            </w:r>
+            <w:proofErr w:type="gramEnd"/>
+            <w:r>
+              <w:rPr>
+                <w:sz w:val="18"/>
+                <w:szCs w:val="18"/>
+                <w:lang w:val="en-US"/>
+              </w:rPr>
+              <w:t>);</w:t>
             </w:r>
           </w:p>
           <w:p>
@@ -520,25 +1094,97 @@
                 <w:lang w:val="en-US"/>
               </w:rPr>
               <w:lastRenderedPageBreak/>
-              <w:t>      at expect (../node_modules/expect/build/index.js:2116:15)</w:t>
-            </w:r>
-          </w:p>
-          <w:p>
-            <w:pPr>
-              <w:contextualSpacing/>
-              <w:rPr>
-                <w:sz w:val="18"/>
-                <w:szCs w:val="18"/>
-                <w:lang w:val="en-US"/>
-              </w:rPr>
-            </w:pPr>
-            <w:r>
-              <w:rPr>
-                <w:sz w:val="18"/>
-                <w:szCs w:val="18"/>
-                <w:lang w:val="en-US"/>
-              </w:rPr>
-              <w:t>      at Object.&lt;anonymous&gt; (autores/autores.service.spec.ts:72:19)</w:t>
+              <w:t>      at expect (</w:t>
+            </w:r>
+            <w:proofErr w:type="gramStart"/>
+            <w:r>
+              <w:rPr>
+                <w:sz w:val="18"/>
+                <w:szCs w:val="18"/>
+                <w:lang w:val="en-US"/>
+              </w:rPr>
+              <w:t>../</w:t>
+            </w:r>
+            <w:proofErr w:type="spellStart"/>
+            <w:r>
+              <w:rPr>
+                <w:sz w:val="18"/>
+                <w:szCs w:val="18"/>
+                <w:lang w:val="en-US"/>
+              </w:rPr>
+              <w:t>node_modules</w:t>
+            </w:r>
+            <w:proofErr w:type="spellEnd"/>
+            <w:r>
+              <w:rPr>
+                <w:sz w:val="18"/>
+                <w:szCs w:val="18"/>
+                <w:lang w:val="en-US"/>
+              </w:rPr>
+              <w:t>/expect/build/index.js:2116:15</w:t>
+            </w:r>
+            <w:proofErr w:type="gramEnd"/>
+            <w:r>
+              <w:rPr>
+                <w:sz w:val="18"/>
+                <w:szCs w:val="18"/>
+                <w:lang w:val="en-US"/>
+              </w:rPr>
+              <w:t>)</w:t>
+            </w:r>
+          </w:p>
+          <w:p>
+            <w:pPr>
+              <w:contextualSpacing/>
+              <w:rPr>
+                <w:sz w:val="18"/>
+                <w:szCs w:val="18"/>
+                <w:lang w:val="en-US"/>
+              </w:rPr>
+            </w:pPr>
+            <w:r>
+              <w:rPr>
+                <w:sz w:val="18"/>
+                <w:szCs w:val="18"/>
+                <w:lang w:val="en-US"/>
+              </w:rPr>
+              <w:t xml:space="preserve">      at </w:t>
+            </w:r>
+            <w:proofErr w:type="gramStart"/>
+            <w:r>
+              <w:rPr>
+                <w:sz w:val="18"/>
+                <w:szCs w:val="18"/>
+                <w:lang w:val="en-US"/>
+              </w:rPr>
+              <w:t>Object.&lt;</w:t>
+            </w:r>
+            <w:proofErr w:type="gramEnd"/>
+            <w:r>
+              <w:rPr>
+                <w:sz w:val="18"/>
+                <w:szCs w:val="18"/>
+                <w:lang w:val="en-US"/>
+              </w:rPr>
+              <w:t>anonymous&gt; (</w:t>
+            </w:r>
+            <w:proofErr w:type="spellStart"/>
+            <w:r>
+              <w:rPr>
+                <w:sz w:val="18"/>
+                <w:szCs w:val="18"/>
+                <w:lang w:val="en-US"/>
+              </w:rPr>
+              <w:t>autores</w:t>
+            </w:r>
+            <w:proofErr w:type="spellEnd"/>
+            <w:r>
+              <w:rPr>
+                <w:sz w:val="18"/>
+                <w:szCs w:val="18"/>
+                <w:lang w:val="en-US"/>
+              </w:rPr>
+              <w:t>/autores.service.spec.ts:72:19)</w:t>
             </w:r>
           </w:p>
           <w:p>
@@ -567,13 +1213,47 @@
               </w:rPr>
               <w:t> </w:t>
             </w:r>
-            <w:r>
-              <w:rPr>
-                <w:sz w:val="18"/>
-                <w:szCs w:val="18"/>
-              </w:rPr>
-              <w:t>FAIL  src/libros/libros.service.spec.ts</w:t>
-            </w:r>
+            <w:proofErr w:type="gramStart"/>
+            <w:r>
+              <w:rPr>
+                <w:sz w:val="18"/>
+                <w:szCs w:val="18"/>
+              </w:rPr>
+              <w:t xml:space="preserve">FAIL  </w:t>
+            </w:r>
+            <w:proofErr w:type="spellStart"/>
+            <w:r>
+              <w:rPr>
+                <w:sz w:val="18"/>
+                <w:szCs w:val="18"/>
+              </w:rPr>
+              <w:t>src</w:t>
+            </w:r>
+            <w:proofErr w:type="spellEnd"/>
+            <w:r>
+              <w:rPr>
+                <w:sz w:val="18"/>
+                <w:szCs w:val="18"/>
+              </w:rPr>
+              <w:t>/libros/</w:t>
+            </w:r>
+            <w:proofErr w:type="spellStart"/>
+            <w:r>
+              <w:rPr>
+                <w:sz w:val="18"/>
+                <w:szCs w:val="18"/>
+              </w:rPr>
+              <w:t>libros.service.spec</w:t>
+            </w:r>
+            <w:proofErr w:type="gramEnd"/>
+            <w:r>
+              <w:rPr>
+                <w:sz w:val="18"/>
+                <w:szCs w:val="18"/>
+              </w:rPr>
+              <w:t>.ts</w:t>
+            </w:r>
+            <w:proofErr w:type="spellEnd"/>
           </w:p>
           <w:p>
             <w:pPr>
@@ -597,35 +1277,107 @@
                 <w:szCs w:val="18"/>
                 <w:lang w:val="en-US"/>
               </w:rPr>
-              <w:t>● LibrosService › update › should throw NotFoundException if book to update does not exist</w:t>
-            </w:r>
-          </w:p>
-          <w:p>
-            <w:pPr>
-              <w:contextualSpacing/>
-              <w:rPr>
-                <w:sz w:val="18"/>
-                <w:szCs w:val="18"/>
-                <w:lang w:val="en-US"/>
-              </w:rPr>
-            </w:pPr>
-          </w:p>
-          <w:p>
-            <w:pPr>
-              <w:contextualSpacing/>
-              <w:rPr>
-                <w:sz w:val="18"/>
-                <w:szCs w:val="18"/>
-                <w:lang w:val="en-US"/>
-              </w:rPr>
-            </w:pPr>
-            <w:r>
-              <w:rPr>
-                <w:sz w:val="18"/>
-                <w:szCs w:val="18"/>
-                <w:lang w:val="en-US"/>
-              </w:rPr>
-              <w:t>    expect(received).rejects.toThrow()</w:t>
+              <w:t xml:space="preserve">● </w:t>
+            </w:r>
+            <w:proofErr w:type="spellStart"/>
+            <w:r>
+              <w:rPr>
+                <w:sz w:val="18"/>
+                <w:szCs w:val="18"/>
+                <w:lang w:val="en-US"/>
+              </w:rPr>
+              <w:t>LibrosService</w:t>
+            </w:r>
+            <w:proofErr w:type="spellEnd"/>
+            <w:r>
+              <w:rPr>
+                <w:sz w:val="18"/>
+                <w:szCs w:val="18"/>
+                <w:lang w:val="en-US"/>
+              </w:rPr>
+              <w:t xml:space="preserve"> › update › should throw </w:t>
+            </w:r>
+            <w:proofErr w:type="spellStart"/>
+            <w:r>
+              <w:rPr>
+                <w:sz w:val="18"/>
+                <w:szCs w:val="18"/>
+                <w:lang w:val="en-US"/>
+              </w:rPr>
+              <w:t>NotFoundException</w:t>
+            </w:r>
+            <w:proofErr w:type="spellEnd"/>
+            <w:r>
+              <w:rPr>
+                <w:sz w:val="18"/>
+                <w:szCs w:val="18"/>
+                <w:lang w:val="en-US"/>
+              </w:rPr>
+              <w:t xml:space="preserve"> if book to update does not exist</w:t>
+            </w:r>
+          </w:p>
+          <w:p>
+            <w:pPr>
+              <w:contextualSpacing/>
+              <w:rPr>
+                <w:sz w:val="18"/>
+                <w:szCs w:val="18"/>
+                <w:lang w:val="en-US"/>
+              </w:rPr>
+            </w:pPr>
+          </w:p>
+          <w:p>
+            <w:pPr>
+              <w:contextualSpacing/>
+              <w:rPr>
+                <w:sz w:val="18"/>
+                <w:szCs w:val="18"/>
+                <w:lang w:val="en-US"/>
+              </w:rPr>
+            </w:pPr>
+            <w:r>
+              <w:rPr>
+                <w:sz w:val="18"/>
+                <w:szCs w:val="18"/>
+                <w:lang w:val="en-US"/>
+              </w:rPr>
+              <w:t>    expect(received</w:t>
+            </w:r>
+            <w:proofErr w:type="gramStart"/>
+            <w:r>
+              <w:rPr>
+                <w:sz w:val="18"/>
+                <w:szCs w:val="18"/>
+                <w:lang w:val="en-US"/>
+              </w:rPr>
+              <w:t>).</w:t>
+            </w:r>
+            <w:proofErr w:type="spellStart"/>
+            <w:r>
+              <w:rPr>
+                <w:sz w:val="18"/>
+                <w:szCs w:val="18"/>
+                <w:lang w:val="en-US"/>
+              </w:rPr>
+              <w:t>rejects</w:t>
+            </w:r>
+            <w:proofErr w:type="gramEnd"/>
+            <w:r>
+              <w:rPr>
+                <w:sz w:val="18"/>
+                <w:szCs w:val="18"/>
+                <w:lang w:val="en-US"/>
+              </w:rPr>
+              <w:t>.toThrow</w:t>
+            </w:r>
+            <w:proofErr w:type="spellEnd"/>
+            <w:r>
+              <w:rPr>
+                <w:sz w:val="18"/>
+                <w:szCs w:val="18"/>
+                <w:lang w:val="en-US"/>
+              </w:rPr>
+              <w:t>()</w:t>
             </w:r>
           </w:p>
           <w:p>
@@ -699,43 +1451,181 @@
                 <w:szCs w:val="18"/>
                 <w:lang w:val="en-US"/>
               </w:rPr>
-              <w:t>      79 |         it('should throw NotFoundException if book to update does not exist', async () =&gt; {</w:t>
-            </w:r>
-          </w:p>
-          <w:p>
-            <w:pPr>
-              <w:contextualSpacing/>
-              <w:rPr>
-                <w:sz w:val="18"/>
-                <w:szCs w:val="18"/>
-                <w:lang w:val="en-US"/>
-              </w:rPr>
-            </w:pPr>
-            <w:r>
-              <w:rPr>
-                <w:sz w:val="18"/>
-                <w:szCs w:val="18"/>
-                <w:lang w:val="en-US"/>
-              </w:rPr>
-              <w:t>      80 |             mockSupabaseClient.single.mockResolvedValueOnce({ data: null, error: null });</w:t>
-            </w:r>
-          </w:p>
-          <w:p>
-            <w:pPr>
-              <w:contextualSpacing/>
-              <w:rPr>
-                <w:sz w:val="18"/>
-                <w:szCs w:val="18"/>
-                <w:lang w:val="en-US"/>
-              </w:rPr>
-            </w:pPr>
-            <w:r>
-              <w:rPr>
-                <w:sz w:val="18"/>
-                <w:szCs w:val="18"/>
-                <w:lang w:val="en-US"/>
-              </w:rPr>
-              <w:t>    &gt; 81 |             await expect(service.update(1, { titulo: 'Error' } as any)).rejects.toThrow(NotFoundException);</w:t>
+              <w:t>      79 |         </w:t>
+            </w:r>
+            <w:proofErr w:type="gramStart"/>
+            <w:r>
+              <w:rPr>
+                <w:sz w:val="18"/>
+                <w:szCs w:val="18"/>
+                <w:lang w:val="en-US"/>
+              </w:rPr>
+              <w:t>it(</w:t>
+            </w:r>
+            <w:proofErr w:type="gramEnd"/>
+            <w:r>
+              <w:rPr>
+                <w:sz w:val="18"/>
+                <w:szCs w:val="18"/>
+                <w:lang w:val="en-US"/>
+              </w:rPr>
+              <w:t xml:space="preserve">'should throw </w:t>
+            </w:r>
+            <w:proofErr w:type="spellStart"/>
+            <w:r>
+              <w:rPr>
+                <w:sz w:val="18"/>
+                <w:szCs w:val="18"/>
+                <w:lang w:val="en-US"/>
+              </w:rPr>
+              <w:t>NotFoundException</w:t>
+            </w:r>
+            <w:proofErr w:type="spellEnd"/>
+            <w:r>
+              <w:rPr>
+                <w:sz w:val="18"/>
+                <w:szCs w:val="18"/>
+                <w:lang w:val="en-US"/>
+              </w:rPr>
+              <w:t xml:space="preserve"> if book to update does not exist', async () =&gt; {</w:t>
+            </w:r>
+          </w:p>
+          <w:p>
+            <w:pPr>
+              <w:contextualSpacing/>
+              <w:rPr>
+                <w:sz w:val="18"/>
+                <w:szCs w:val="18"/>
+                <w:lang w:val="en-US"/>
+              </w:rPr>
+            </w:pPr>
+            <w:r>
+              <w:rPr>
+                <w:sz w:val="18"/>
+                <w:szCs w:val="18"/>
+                <w:lang w:val="en-US"/>
+              </w:rPr>
+              <w:t>      80 |             </w:t>
+            </w:r>
+            <w:proofErr w:type="spellStart"/>
+            <w:proofErr w:type="gramStart"/>
+            <w:r>
+              <w:rPr>
+                <w:sz w:val="18"/>
+                <w:szCs w:val="18"/>
+                <w:lang w:val="en-US"/>
+              </w:rPr>
+              <w:t>mockSupabaseClient.single.mockResolvedValueOnce</w:t>
+            </w:r>
+            <w:proofErr w:type="spellEnd"/>
+            <w:proofErr w:type="gramEnd"/>
+            <w:r>
+              <w:rPr>
+                <w:sz w:val="18"/>
+                <w:szCs w:val="18"/>
+                <w:lang w:val="en-US"/>
+              </w:rPr>
+              <w:t>({ data: null, error: null });</w:t>
+            </w:r>
+          </w:p>
+          <w:p>
+            <w:pPr>
+              <w:contextualSpacing/>
+              <w:rPr>
+                <w:sz w:val="18"/>
+                <w:szCs w:val="18"/>
+                <w:lang w:val="en-US"/>
+              </w:rPr>
+            </w:pPr>
+            <w:r>
+              <w:rPr>
+                <w:sz w:val="18"/>
+                <w:szCs w:val="18"/>
+                <w:lang w:val="en-US"/>
+              </w:rPr>
+              <w:t xml:space="preserve">    &gt; 81 |             await </w:t>
+            </w:r>
+            <w:proofErr w:type="gramStart"/>
+            <w:r>
+              <w:rPr>
+                <w:sz w:val="18"/>
+                <w:szCs w:val="18"/>
+                <w:lang w:val="en-US"/>
+              </w:rPr>
+              <w:t>expect(</w:t>
+            </w:r>
+            <w:proofErr w:type="spellStart"/>
+            <w:proofErr w:type="gramEnd"/>
+            <w:r>
+              <w:rPr>
+                <w:sz w:val="18"/>
+                <w:szCs w:val="18"/>
+                <w:lang w:val="en-US"/>
+              </w:rPr>
+              <w:t>service.update</w:t>
+            </w:r>
+            <w:proofErr w:type="spellEnd"/>
+            <w:r>
+              <w:rPr>
+                <w:sz w:val="18"/>
+                <w:szCs w:val="18"/>
+                <w:lang w:val="en-US"/>
+              </w:rPr>
+              <w:t xml:space="preserve">(1, { </w:t>
+            </w:r>
+            <w:proofErr w:type="spellStart"/>
+            <w:r>
+              <w:rPr>
+                <w:sz w:val="18"/>
+                <w:szCs w:val="18"/>
+                <w:lang w:val="en-US"/>
+              </w:rPr>
+              <w:t>titulo</w:t>
+            </w:r>
+            <w:proofErr w:type="spellEnd"/>
+            <w:r>
+              <w:rPr>
+                <w:sz w:val="18"/>
+                <w:szCs w:val="18"/>
+                <w:lang w:val="en-US"/>
+              </w:rPr>
+              <w:t>: 'Error' } as any)).</w:t>
+            </w:r>
+            <w:proofErr w:type="spellStart"/>
+            <w:r>
+              <w:rPr>
+                <w:sz w:val="18"/>
+                <w:szCs w:val="18"/>
+                <w:lang w:val="en-US"/>
+              </w:rPr>
+              <w:t>rejects.toThrow</w:t>
+            </w:r>
+            <w:proofErr w:type="spellEnd"/>
+            <w:r>
+              <w:rPr>
+                <w:sz w:val="18"/>
+                <w:szCs w:val="18"/>
+                <w:lang w:val="en-US"/>
+              </w:rPr>
+              <w:t>(</w:t>
+            </w:r>
+            <w:proofErr w:type="spellStart"/>
+            <w:r>
+              <w:rPr>
+                <w:sz w:val="18"/>
+                <w:szCs w:val="18"/>
+                <w:lang w:val="en-US"/>
+              </w:rPr>
+              <w:t>NotFoundException</w:t>
+            </w:r>
+            <w:proofErr w:type="spellEnd"/>
+            <w:r>
+              <w:rPr>
+                <w:sz w:val="18"/>
+                <w:szCs w:val="18"/>
+                <w:lang w:val="en-US"/>
+              </w:rPr>
+              <w:t>);</w:t>
             </w:r>
           </w:p>
           <w:p>
@@ -771,7 +1661,25 @@
                 <w:szCs w:val="18"/>
                 <w:lang w:val="en-US"/>
               </w:rPr>
-              <w:t>      82 |         });</w:t>
+              <w:t>      82 |       </w:t>
+            </w:r>
+            <w:proofErr w:type="gramStart"/>
+            <w:r>
+              <w:rPr>
+                <w:sz w:val="18"/>
+                <w:szCs w:val="18"/>
+                <w:lang w:val="en-US"/>
+              </w:rPr>
+              <w:t xml:space="preserve">  }</w:t>
+            </w:r>
+            <w:proofErr w:type="gramEnd"/>
+            <w:r>
+              <w:rPr>
+                <w:sz w:val="18"/>
+                <w:szCs w:val="18"/>
+                <w:lang w:val="en-US"/>
+              </w:rPr>
+              <w:t>);</w:t>
             </w:r>
           </w:p>
           <w:p>
@@ -807,53 +1715,161 @@
                 <w:szCs w:val="18"/>
                 <w:lang w:val="en-US"/>
               </w:rPr>
-              <w:t>      84 |         it('should throw BadRequestException if update fails', async () =&gt; {</w:t>
-            </w:r>
-          </w:p>
-          <w:p>
-            <w:pPr>
-              <w:contextualSpacing/>
-              <w:rPr>
-                <w:sz w:val="18"/>
-                <w:szCs w:val="18"/>
-                <w:lang w:val="en-US"/>
-              </w:rPr>
-            </w:pPr>
-          </w:p>
-          <w:p>
-            <w:pPr>
-              <w:contextualSpacing/>
-              <w:rPr>
-                <w:sz w:val="18"/>
-                <w:szCs w:val="18"/>
-                <w:lang w:val="en-US"/>
-              </w:rPr>
-            </w:pPr>
-            <w:r>
-              <w:rPr>
-                <w:sz w:val="18"/>
-                <w:szCs w:val="18"/>
-                <w:lang w:val="en-US"/>
-              </w:rPr>
-              <w:t>      at expect (../node_modules/expect/build/index.js:2116:15)</w:t>
-            </w:r>
-          </w:p>
-          <w:p>
-            <w:pPr>
-              <w:contextualSpacing/>
-              <w:rPr>
-                <w:sz w:val="18"/>
-                <w:szCs w:val="18"/>
-                <w:lang w:val="en-US"/>
-              </w:rPr>
-            </w:pPr>
-            <w:r>
-              <w:rPr>
-                <w:sz w:val="18"/>
-                <w:szCs w:val="18"/>
-                <w:lang w:val="en-US"/>
-              </w:rPr>
-              <w:t>      at Object.&lt;anonymous&gt; (libros/libros.service.spec.ts:81:25)</w:t>
+              <w:t>      84 |         </w:t>
+            </w:r>
+            <w:proofErr w:type="gramStart"/>
+            <w:r>
+              <w:rPr>
+                <w:sz w:val="18"/>
+                <w:szCs w:val="18"/>
+                <w:lang w:val="en-US"/>
+              </w:rPr>
+              <w:t>it(</w:t>
+            </w:r>
+            <w:proofErr w:type="gramEnd"/>
+            <w:r>
+              <w:rPr>
+                <w:sz w:val="18"/>
+                <w:szCs w:val="18"/>
+                <w:lang w:val="en-US"/>
+              </w:rPr>
+              <w:t xml:space="preserve">'should throw </w:t>
+            </w:r>
+            <w:proofErr w:type="spellStart"/>
+            <w:r>
+              <w:rPr>
+                <w:sz w:val="18"/>
+                <w:szCs w:val="18"/>
+                <w:lang w:val="en-US"/>
+              </w:rPr>
+              <w:t>BadRequestException</w:t>
+            </w:r>
+            <w:proofErr w:type="spellEnd"/>
+            <w:r>
+              <w:rPr>
+                <w:sz w:val="18"/>
+                <w:szCs w:val="18"/>
+                <w:lang w:val="en-US"/>
+              </w:rPr>
+              <w:t xml:space="preserve"> if update fails', async () =&gt; {</w:t>
+            </w:r>
+          </w:p>
+          <w:p>
+            <w:pPr>
+              <w:contextualSpacing/>
+              <w:rPr>
+                <w:sz w:val="18"/>
+                <w:szCs w:val="18"/>
+                <w:lang w:val="en-US"/>
+              </w:rPr>
+            </w:pPr>
+          </w:p>
+          <w:p>
+            <w:pPr>
+              <w:contextualSpacing/>
+              <w:rPr>
+                <w:sz w:val="18"/>
+                <w:szCs w:val="18"/>
+                <w:lang w:val="en-US"/>
+              </w:rPr>
+            </w:pPr>
+            <w:r>
+              <w:rPr>
+                <w:sz w:val="18"/>
+                <w:szCs w:val="18"/>
+                <w:lang w:val="en-US"/>
+              </w:rPr>
+              <w:t>      at expect (</w:t>
+            </w:r>
+            <w:proofErr w:type="gramStart"/>
+            <w:r>
+              <w:rPr>
+                <w:sz w:val="18"/>
+                <w:szCs w:val="18"/>
+                <w:lang w:val="en-US"/>
+              </w:rPr>
+              <w:t>../</w:t>
+            </w:r>
+            <w:proofErr w:type="spellStart"/>
+            <w:r>
+              <w:rPr>
+                <w:sz w:val="18"/>
+                <w:szCs w:val="18"/>
+                <w:lang w:val="en-US"/>
+              </w:rPr>
+              <w:t>node_modules</w:t>
+            </w:r>
+            <w:proofErr w:type="spellEnd"/>
+            <w:r>
+              <w:rPr>
+                <w:sz w:val="18"/>
+                <w:szCs w:val="18"/>
+                <w:lang w:val="en-US"/>
+              </w:rPr>
+              <w:t>/expect/build/index.js:2116:15</w:t>
+            </w:r>
+            <w:proofErr w:type="gramEnd"/>
+            <w:r>
+              <w:rPr>
+                <w:sz w:val="18"/>
+                <w:szCs w:val="18"/>
+                <w:lang w:val="en-US"/>
+              </w:rPr>
+              <w:t>)</w:t>
+            </w:r>
+          </w:p>
+          <w:p>
+            <w:pPr>
+              <w:contextualSpacing/>
+              <w:rPr>
+                <w:sz w:val="18"/>
+                <w:szCs w:val="18"/>
+                <w:lang w:val="en-US"/>
+              </w:rPr>
+            </w:pPr>
+            <w:r>
+              <w:rPr>
+                <w:sz w:val="18"/>
+                <w:szCs w:val="18"/>
+                <w:lang w:val="en-US"/>
+              </w:rPr>
+              <w:t xml:space="preserve">      at </w:t>
+            </w:r>
+            <w:proofErr w:type="gramStart"/>
+            <w:r>
+              <w:rPr>
+                <w:sz w:val="18"/>
+                <w:szCs w:val="18"/>
+                <w:lang w:val="en-US"/>
+              </w:rPr>
+              <w:t>Object.&lt;</w:t>
+            </w:r>
+            <w:proofErr w:type="gramEnd"/>
+            <w:r>
+              <w:rPr>
+                <w:sz w:val="18"/>
+                <w:szCs w:val="18"/>
+                <w:lang w:val="en-US"/>
+              </w:rPr>
+              <w:t>anonymous&gt; (</w:t>
+            </w:r>
+            <w:proofErr w:type="spellStart"/>
+            <w:r>
+              <w:rPr>
+                <w:sz w:val="18"/>
+                <w:szCs w:val="18"/>
+                <w:lang w:val="en-US"/>
+              </w:rPr>
+              <w:t>libros</w:t>
+            </w:r>
+            <w:proofErr w:type="spellEnd"/>
+            <w:r>
+              <w:rPr>
+                <w:sz w:val="18"/>
+                <w:szCs w:val="18"/>
+                <w:lang w:val="en-US"/>
+              </w:rPr>
+              <w:t>/libros.service.spec.ts:81:25)</w:t>
             </w:r>
           </w:p>
           <w:p>
@@ -882,13 +1898,47 @@
               </w:rPr>
               <w:t> </w:t>
             </w:r>
-            <w:r>
-              <w:rPr>
-                <w:sz w:val="18"/>
-                <w:szCs w:val="18"/>
-              </w:rPr>
-              <w:t>PASS  src/usuarios-sistema/usuarios-sistema.controller.spec.ts</w:t>
-            </w:r>
+            <w:proofErr w:type="gramStart"/>
+            <w:r>
+              <w:rPr>
+                <w:sz w:val="18"/>
+                <w:szCs w:val="18"/>
+              </w:rPr>
+              <w:t xml:space="preserve">PASS  </w:t>
+            </w:r>
+            <w:proofErr w:type="spellStart"/>
+            <w:r>
+              <w:rPr>
+                <w:sz w:val="18"/>
+                <w:szCs w:val="18"/>
+              </w:rPr>
+              <w:t>src</w:t>
+            </w:r>
+            <w:proofErr w:type="spellEnd"/>
+            <w:r>
+              <w:rPr>
+                <w:sz w:val="18"/>
+                <w:szCs w:val="18"/>
+              </w:rPr>
+              <w:t>/usuarios-sistema/usuarios-</w:t>
+            </w:r>
+            <w:proofErr w:type="spellStart"/>
+            <w:r>
+              <w:rPr>
+                <w:sz w:val="18"/>
+                <w:szCs w:val="18"/>
+              </w:rPr>
+              <w:t>sistema.controller.spec</w:t>
+            </w:r>
+            <w:proofErr w:type="gramEnd"/>
+            <w:r>
+              <w:rPr>
+                <w:sz w:val="18"/>
+                <w:szCs w:val="18"/>
+              </w:rPr>
+              <w:t>.ts</w:t>
+            </w:r>
+            <w:proofErr w:type="spellEnd"/>
           </w:p>
         </w:tc>
       </w:tr>
@@ -928,118 +1978,318 @@
                 <w:szCs w:val="16"/>
                 <w:lang w:val="en-US"/>
               </w:rPr>
-              <w:t xml:space="preserve">  async findOne(id: number) {</w:t>
-            </w:r>
-          </w:p>
-          <w:p>
-            <w:pPr>
-              <w:rPr>
-                <w:sz w:val="16"/>
-                <w:szCs w:val="16"/>
-                <w:lang w:val="en-US"/>
-              </w:rPr>
-            </w:pPr>
-            <w:r>
-              <w:rPr>
-                <w:sz w:val="16"/>
-                <w:szCs w:val="16"/>
-                <w:lang w:val="en-US"/>
-              </w:rPr>
-              <w:t xml:space="preserve">    const { data, error } = await this.supabase.client</w:t>
-            </w:r>
-          </w:p>
-          <w:p>
-            <w:pPr>
-              <w:rPr>
-                <w:sz w:val="16"/>
-                <w:szCs w:val="16"/>
-                <w:lang w:val="en-US"/>
-              </w:rPr>
-            </w:pPr>
-            <w:r>
-              <w:rPr>
-                <w:sz w:val="16"/>
-                <w:szCs w:val="16"/>
-                <w:lang w:val="en-US"/>
-              </w:rPr>
-              <w:t xml:space="preserve">      .from('autor')</w:t>
-            </w:r>
-          </w:p>
-          <w:p>
-            <w:pPr>
-              <w:rPr>
-                <w:sz w:val="16"/>
-                <w:szCs w:val="16"/>
-                <w:lang w:val="en-US"/>
-              </w:rPr>
-            </w:pPr>
-            <w:r>
-              <w:rPr>
-                <w:sz w:val="16"/>
-                <w:szCs w:val="16"/>
-                <w:lang w:val="en-US"/>
-              </w:rPr>
-              <w:t xml:space="preserve">      .select('*')</w:t>
-            </w:r>
-          </w:p>
-          <w:p>
-            <w:pPr>
-              <w:rPr>
-                <w:sz w:val="16"/>
-                <w:szCs w:val="16"/>
-                <w:lang w:val="en-US"/>
-              </w:rPr>
-            </w:pPr>
-            <w:r>
-              <w:rPr>
-                <w:sz w:val="16"/>
-                <w:szCs w:val="16"/>
-                <w:lang w:val="en-US"/>
-              </w:rPr>
-              <w:t xml:space="preserve">      .eq('id_autor', id)</w:t>
-            </w:r>
-          </w:p>
-          <w:p>
-            <w:pPr>
-              <w:rPr>
-                <w:sz w:val="16"/>
-                <w:szCs w:val="16"/>
-                <w:lang w:val="en-US"/>
-              </w:rPr>
-            </w:pPr>
-            <w:r>
-              <w:rPr>
-                <w:sz w:val="16"/>
-                <w:szCs w:val="16"/>
-                <w:lang w:val="en-US"/>
-              </w:rPr>
-              <w:t xml:space="preserve">      .single();</w:t>
-            </w:r>
-          </w:p>
-          <w:p>
-            <w:pPr>
-              <w:rPr>
-                <w:sz w:val="16"/>
-                <w:szCs w:val="16"/>
-                <w:lang w:val="en-US"/>
-              </w:rPr>
-            </w:pPr>
-          </w:p>
-          <w:p>
-            <w:pPr>
-              <w:rPr>
-                <w:sz w:val="16"/>
-                <w:szCs w:val="16"/>
-                <w:lang w:val="en-US"/>
-              </w:rPr>
-            </w:pPr>
-            <w:r>
-              <w:rPr>
-                <w:sz w:val="16"/>
-                <w:szCs w:val="16"/>
-                <w:lang w:val="en-US"/>
-              </w:rPr>
-              <w:t xml:space="preserve">    if (error || !data) throw new NotFoundException();</w:t>
+              <w:t xml:space="preserve">  async </w:t>
+            </w:r>
+            <w:proofErr w:type="spellStart"/>
+            <w:proofErr w:type="gramStart"/>
+            <w:r>
+              <w:rPr>
+                <w:sz w:val="16"/>
+                <w:szCs w:val="16"/>
+                <w:lang w:val="en-US"/>
+              </w:rPr>
+              <w:t>findOne</w:t>
+            </w:r>
+            <w:proofErr w:type="spellEnd"/>
+            <w:r>
+              <w:rPr>
+                <w:sz w:val="16"/>
+                <w:szCs w:val="16"/>
+                <w:lang w:val="en-US"/>
+              </w:rPr>
+              <w:t>(</w:t>
+            </w:r>
+            <w:proofErr w:type="gramEnd"/>
+            <w:r>
+              <w:rPr>
+                <w:sz w:val="16"/>
+                <w:szCs w:val="16"/>
+                <w:lang w:val="en-US"/>
+              </w:rPr>
+              <w:t>id: number) {</w:t>
+            </w:r>
+          </w:p>
+          <w:p>
+            <w:pPr>
+              <w:rPr>
+                <w:sz w:val="16"/>
+                <w:szCs w:val="16"/>
+                <w:lang w:val="en-US"/>
+              </w:rPr>
+            </w:pPr>
+            <w:r>
+              <w:rPr>
+                <w:sz w:val="16"/>
+                <w:szCs w:val="16"/>
+                <w:lang w:val="en-US"/>
+              </w:rPr>
+              <w:t xml:space="preserve">    const </w:t>
+            </w:r>
+            <w:proofErr w:type="gramStart"/>
+            <w:r>
+              <w:rPr>
+                <w:sz w:val="16"/>
+                <w:szCs w:val="16"/>
+                <w:lang w:val="en-US"/>
+              </w:rPr>
+              <w:t>{ data</w:t>
+            </w:r>
+            <w:proofErr w:type="gramEnd"/>
+            <w:r>
+              <w:rPr>
+                <w:sz w:val="16"/>
+                <w:szCs w:val="16"/>
+                <w:lang w:val="en-US"/>
+              </w:rPr>
+              <w:t xml:space="preserve">, error } = await </w:t>
+            </w:r>
+            <w:proofErr w:type="spellStart"/>
+            <w:r>
+              <w:rPr>
+                <w:sz w:val="16"/>
+                <w:szCs w:val="16"/>
+                <w:lang w:val="en-US"/>
+              </w:rPr>
+              <w:t>this.supabase.client</w:t>
+            </w:r>
+            <w:proofErr w:type="spellEnd"/>
+          </w:p>
+          <w:p>
+            <w:pPr>
+              <w:rPr>
+                <w:sz w:val="16"/>
+                <w:szCs w:val="16"/>
+                <w:lang w:val="en-US"/>
+              </w:rPr>
+            </w:pPr>
+            <w:r>
+              <w:rPr>
+                <w:sz w:val="16"/>
+                <w:szCs w:val="16"/>
+                <w:lang w:val="en-US"/>
+              </w:rPr>
+              <w:t xml:space="preserve">      </w:t>
+            </w:r>
+            <w:proofErr w:type="gramStart"/>
+            <w:r>
+              <w:rPr>
+                <w:sz w:val="16"/>
+                <w:szCs w:val="16"/>
+                <w:lang w:val="en-US"/>
+              </w:rPr>
+              <w:t>.from</w:t>
+            </w:r>
+            <w:proofErr w:type="gramEnd"/>
+            <w:r>
+              <w:rPr>
+                <w:sz w:val="16"/>
+                <w:szCs w:val="16"/>
+                <w:lang w:val="en-US"/>
+              </w:rPr>
+              <w:t>('</w:t>
+            </w:r>
+            <w:proofErr w:type="spellStart"/>
+            <w:r>
+              <w:rPr>
+                <w:sz w:val="16"/>
+                <w:szCs w:val="16"/>
+                <w:lang w:val="en-US"/>
+              </w:rPr>
+              <w:t>autor</w:t>
+            </w:r>
+            <w:proofErr w:type="spellEnd"/>
+            <w:r>
+              <w:rPr>
+                <w:sz w:val="16"/>
+                <w:szCs w:val="16"/>
+                <w:lang w:val="en-US"/>
+              </w:rPr>
+              <w:t>')</w:t>
+            </w:r>
+          </w:p>
+          <w:p>
+            <w:pPr>
+              <w:rPr>
+                <w:sz w:val="16"/>
+                <w:szCs w:val="16"/>
+                <w:lang w:val="en-US"/>
+              </w:rPr>
+            </w:pPr>
+            <w:r>
+              <w:rPr>
+                <w:sz w:val="16"/>
+                <w:szCs w:val="16"/>
+                <w:lang w:val="en-US"/>
+              </w:rPr>
+              <w:t xml:space="preserve">      </w:t>
+            </w:r>
+            <w:proofErr w:type="gramStart"/>
+            <w:r>
+              <w:rPr>
+                <w:sz w:val="16"/>
+                <w:szCs w:val="16"/>
+                <w:lang w:val="en-US"/>
+              </w:rPr>
+              <w:t>.select</w:t>
+            </w:r>
+            <w:proofErr w:type="gramEnd"/>
+            <w:r>
+              <w:rPr>
+                <w:sz w:val="16"/>
+                <w:szCs w:val="16"/>
+                <w:lang w:val="en-US"/>
+              </w:rPr>
+              <w:t>('*')</w:t>
+            </w:r>
+          </w:p>
+          <w:p>
+            <w:pPr>
+              <w:rPr>
+                <w:sz w:val="16"/>
+                <w:szCs w:val="16"/>
+                <w:lang w:val="en-US"/>
+              </w:rPr>
+            </w:pPr>
+            <w:r>
+              <w:rPr>
+                <w:sz w:val="16"/>
+                <w:szCs w:val="16"/>
+                <w:lang w:val="en-US"/>
+              </w:rPr>
+              <w:t xml:space="preserve">      </w:t>
+            </w:r>
+            <w:proofErr w:type="gramStart"/>
+            <w:r>
+              <w:rPr>
+                <w:sz w:val="16"/>
+                <w:szCs w:val="16"/>
+                <w:lang w:val="en-US"/>
+              </w:rPr>
+              <w:t>.eq</w:t>
+            </w:r>
+            <w:proofErr w:type="gramEnd"/>
+            <w:r>
+              <w:rPr>
+                <w:sz w:val="16"/>
+                <w:szCs w:val="16"/>
+                <w:lang w:val="en-US"/>
+              </w:rPr>
+              <w:t>('</w:t>
+            </w:r>
+            <w:proofErr w:type="spellStart"/>
+            <w:r>
+              <w:rPr>
+                <w:sz w:val="16"/>
+                <w:szCs w:val="16"/>
+                <w:lang w:val="en-US"/>
+              </w:rPr>
+              <w:t>id_autor</w:t>
+            </w:r>
+            <w:proofErr w:type="spellEnd"/>
+            <w:r>
+              <w:rPr>
+                <w:sz w:val="16"/>
+                <w:szCs w:val="16"/>
+                <w:lang w:val="en-US"/>
+              </w:rPr>
+              <w:t>', id)</w:t>
+            </w:r>
+          </w:p>
+          <w:p>
+            <w:pPr>
+              <w:rPr>
+                <w:sz w:val="16"/>
+                <w:szCs w:val="16"/>
+                <w:lang w:val="en-US"/>
+              </w:rPr>
+            </w:pPr>
+            <w:r>
+              <w:rPr>
+                <w:sz w:val="16"/>
+                <w:szCs w:val="16"/>
+                <w:lang w:val="en-US"/>
+              </w:rPr>
+              <w:t xml:space="preserve">      </w:t>
+            </w:r>
+            <w:proofErr w:type="gramStart"/>
+            <w:r>
+              <w:rPr>
+                <w:sz w:val="16"/>
+                <w:szCs w:val="16"/>
+                <w:lang w:val="en-US"/>
+              </w:rPr>
+              <w:t>.single</w:t>
+            </w:r>
+            <w:proofErr w:type="gramEnd"/>
+            <w:r>
+              <w:rPr>
+                <w:sz w:val="16"/>
+                <w:szCs w:val="16"/>
+                <w:lang w:val="en-US"/>
+              </w:rPr>
+              <w:t>();</w:t>
+            </w:r>
+          </w:p>
+          <w:p>
+            <w:pPr>
+              <w:rPr>
+                <w:sz w:val="16"/>
+                <w:szCs w:val="16"/>
+                <w:lang w:val="en-US"/>
+              </w:rPr>
+            </w:pPr>
+          </w:p>
+          <w:p>
+            <w:pPr>
+              <w:rPr>
+                <w:sz w:val="16"/>
+                <w:szCs w:val="16"/>
+                <w:lang w:val="en-US"/>
+              </w:rPr>
+            </w:pPr>
+            <w:r>
+              <w:rPr>
+                <w:sz w:val="16"/>
+                <w:szCs w:val="16"/>
+                <w:lang w:val="en-US"/>
+              </w:rPr>
+              <w:t xml:space="preserve">    if (error |</w:t>
+            </w:r>
+            <w:proofErr w:type="gramStart"/>
+            <w:r>
+              <w:rPr>
+                <w:sz w:val="16"/>
+                <w:szCs w:val="16"/>
+                <w:lang w:val="en-US"/>
+              </w:rPr>
+              <w:t>| !data</w:t>
+            </w:r>
+            <w:proofErr w:type="gramEnd"/>
+            <w:r>
+              <w:rPr>
+                <w:sz w:val="16"/>
+                <w:szCs w:val="16"/>
+                <w:lang w:val="en-US"/>
+              </w:rPr>
+              <w:t xml:space="preserve">) throw new </w:t>
+            </w:r>
+            <w:proofErr w:type="spellStart"/>
+            <w:r>
+              <w:rPr>
+                <w:sz w:val="16"/>
+                <w:szCs w:val="16"/>
+                <w:lang w:val="en-US"/>
+              </w:rPr>
+              <w:t>NotFoundException</w:t>
+            </w:r>
+            <w:proofErr w:type="spellEnd"/>
+            <w:r>
+              <w:rPr>
+                <w:sz w:val="16"/>
+                <w:szCs w:val="16"/>
+                <w:lang w:val="en-US"/>
+              </w:rPr>
+              <w:t>();</w:t>
             </w:r>
           </w:p>
           <w:p>
@@ -1099,135 +2349,399 @@
                 <w:szCs w:val="16"/>
                 <w:lang w:val="en-US"/>
               </w:rPr>
-              <w:t xml:space="preserve">  async update(id: number, dto: UpdateAutorDto) {</w:t>
-            </w:r>
-          </w:p>
-          <w:p>
-            <w:pPr>
-              <w:rPr>
-                <w:sz w:val="16"/>
-                <w:szCs w:val="16"/>
-                <w:lang w:val="en-US"/>
-              </w:rPr>
-            </w:pPr>
-            <w:r>
-              <w:rPr>
-                <w:sz w:val="16"/>
-                <w:szCs w:val="16"/>
-                <w:lang w:val="en-US"/>
-              </w:rPr>
-              <w:t xml:space="preserve">    const { data, error } = await this.supabase.client</w:t>
-            </w:r>
-          </w:p>
-          <w:p>
-            <w:pPr>
-              <w:rPr>
-                <w:sz w:val="16"/>
-                <w:szCs w:val="16"/>
-                <w:lang w:val="en-US"/>
-              </w:rPr>
-            </w:pPr>
-            <w:r>
-              <w:rPr>
-                <w:sz w:val="16"/>
-                <w:szCs w:val="16"/>
-                <w:lang w:val="en-US"/>
-              </w:rPr>
-              <w:t xml:space="preserve">      .from('autor')</w:t>
-            </w:r>
-          </w:p>
-          <w:p>
-            <w:pPr>
-              <w:rPr>
-                <w:sz w:val="16"/>
-                <w:szCs w:val="16"/>
-                <w:lang w:val="en-US"/>
-              </w:rPr>
-            </w:pPr>
-            <w:r>
-              <w:rPr>
-                <w:sz w:val="16"/>
-                <w:szCs w:val="16"/>
-                <w:lang w:val="en-US"/>
-              </w:rPr>
-              <w:t xml:space="preserve">      .update(dto)</w:t>
-            </w:r>
-          </w:p>
-          <w:p>
-            <w:pPr>
-              <w:rPr>
-                <w:sz w:val="16"/>
-                <w:szCs w:val="16"/>
-                <w:lang w:val="en-US"/>
-              </w:rPr>
-            </w:pPr>
-            <w:r>
-              <w:rPr>
-                <w:sz w:val="16"/>
-                <w:szCs w:val="16"/>
-                <w:lang w:val="en-US"/>
-              </w:rPr>
-              <w:t xml:space="preserve">      .eq('id_autor', id)</w:t>
-            </w:r>
-          </w:p>
-          <w:p>
-            <w:pPr>
-              <w:rPr>
-                <w:sz w:val="16"/>
-                <w:szCs w:val="16"/>
-                <w:lang w:val="en-US"/>
-              </w:rPr>
-            </w:pPr>
-            <w:r>
-              <w:rPr>
-                <w:sz w:val="16"/>
-                <w:szCs w:val="16"/>
-                <w:lang w:val="en-US"/>
-              </w:rPr>
-              <w:t xml:space="preserve">      .select('*')</w:t>
-            </w:r>
-          </w:p>
-          <w:p>
-            <w:pPr>
-              <w:rPr>
-                <w:sz w:val="16"/>
-                <w:szCs w:val="16"/>
-                <w:lang w:val="en-US"/>
-              </w:rPr>
-            </w:pPr>
-            <w:r>
-              <w:rPr>
-                <w:sz w:val="16"/>
-                <w:szCs w:val="16"/>
-                <w:lang w:val="en-US"/>
-              </w:rPr>
-              <w:t xml:space="preserve">      .single();</w:t>
-            </w:r>
-          </w:p>
-          <w:p>
-            <w:pPr>
-              <w:rPr>
-                <w:sz w:val="16"/>
-                <w:szCs w:val="16"/>
-                <w:lang w:val="en-US"/>
-              </w:rPr>
-            </w:pPr>
-          </w:p>
-          <w:p>
-            <w:pPr>
-              <w:rPr>
-                <w:sz w:val="16"/>
-                <w:szCs w:val="16"/>
-                <w:lang w:val="en-US"/>
-              </w:rPr>
-            </w:pPr>
-            <w:r>
-              <w:rPr>
-                <w:sz w:val="16"/>
-                <w:szCs w:val="16"/>
-                <w:lang w:val="en-US"/>
-              </w:rPr>
-              <w:t xml:space="preserve">    if (error) throw new BadRequestException(error.message);</w:t>
+              <w:t xml:space="preserve">  async </w:t>
+            </w:r>
+            <w:proofErr w:type="gramStart"/>
+            <w:r>
+              <w:rPr>
+                <w:sz w:val="16"/>
+                <w:szCs w:val="16"/>
+                <w:lang w:val="en-US"/>
+              </w:rPr>
+              <w:t>update(</w:t>
+            </w:r>
+            <w:proofErr w:type="gramEnd"/>
+            <w:r>
+              <w:rPr>
+                <w:sz w:val="16"/>
+                <w:szCs w:val="16"/>
+                <w:lang w:val="en-US"/>
+              </w:rPr>
+              <w:t xml:space="preserve">id: number, </w:t>
+            </w:r>
+            <w:proofErr w:type="spellStart"/>
+            <w:r>
+              <w:rPr>
+                <w:sz w:val="16"/>
+                <w:szCs w:val="16"/>
+                <w:lang w:val="en-US"/>
+              </w:rPr>
+              <w:t>dto</w:t>
+            </w:r>
+            <w:proofErr w:type="spellEnd"/>
+            <w:r>
+              <w:rPr>
+                <w:sz w:val="16"/>
+                <w:szCs w:val="16"/>
+                <w:lang w:val="en-US"/>
+              </w:rPr>
+              <w:t xml:space="preserve">: </w:t>
+            </w:r>
+            <w:proofErr w:type="spellStart"/>
+            <w:r>
+              <w:rPr>
+                <w:sz w:val="16"/>
+                <w:szCs w:val="16"/>
+                <w:lang w:val="en-US"/>
+              </w:rPr>
+              <w:t>UpdateAutorDto</w:t>
+            </w:r>
+            <w:proofErr w:type="spellEnd"/>
+            <w:r>
+              <w:rPr>
+                <w:sz w:val="16"/>
+                <w:szCs w:val="16"/>
+                <w:lang w:val="en-US"/>
+              </w:rPr>
+              <w:t>) {</w:t>
+            </w:r>
+          </w:p>
+          <w:p>
+            <w:pPr>
+              <w:rPr>
+                <w:sz w:val="16"/>
+                <w:szCs w:val="16"/>
+                <w:lang w:val="en-US"/>
+              </w:rPr>
+            </w:pPr>
+            <w:r>
+              <w:rPr>
+                <w:sz w:val="16"/>
+                <w:szCs w:val="16"/>
+                <w:lang w:val="en-US"/>
+              </w:rPr>
+              <w:t xml:space="preserve">    const </w:t>
+            </w:r>
+            <w:proofErr w:type="gramStart"/>
+            <w:r>
+              <w:rPr>
+                <w:sz w:val="16"/>
+                <w:szCs w:val="16"/>
+                <w:lang w:val="en-US"/>
+              </w:rPr>
+              <w:t>{ data</w:t>
+            </w:r>
+            <w:proofErr w:type="gramEnd"/>
+            <w:r>
+              <w:rPr>
+                <w:sz w:val="16"/>
+                <w:szCs w:val="16"/>
+                <w:lang w:val="en-US"/>
+              </w:rPr>
+              <w:t xml:space="preserve">, error } = await </w:t>
+            </w:r>
+            <w:proofErr w:type="spellStart"/>
+            <w:r>
+              <w:rPr>
+                <w:sz w:val="16"/>
+                <w:szCs w:val="16"/>
+                <w:lang w:val="en-US"/>
+              </w:rPr>
+              <w:t>this.supabase.client</w:t>
+            </w:r>
+            <w:proofErr w:type="spellEnd"/>
+          </w:p>
+          <w:p>
+            <w:pPr>
+              <w:rPr>
+                <w:sz w:val="16"/>
+                <w:szCs w:val="16"/>
+                <w:lang w:val="en-US"/>
+              </w:rPr>
+            </w:pPr>
+            <w:r>
+              <w:rPr>
+                <w:sz w:val="16"/>
+                <w:szCs w:val="16"/>
+                <w:lang w:val="en-US"/>
+              </w:rPr>
+              <w:t xml:space="preserve">      </w:t>
+            </w:r>
+            <w:proofErr w:type="gramStart"/>
+            <w:r>
+              <w:rPr>
+                <w:sz w:val="16"/>
+                <w:szCs w:val="16"/>
+                <w:lang w:val="en-US"/>
+              </w:rPr>
+              <w:t>.from</w:t>
+            </w:r>
+            <w:proofErr w:type="gramEnd"/>
+            <w:r>
+              <w:rPr>
+                <w:sz w:val="16"/>
+                <w:szCs w:val="16"/>
+                <w:lang w:val="en-US"/>
+              </w:rPr>
+              <w:t>('</w:t>
+            </w:r>
+            <w:proofErr w:type="spellStart"/>
+            <w:r>
+              <w:rPr>
+                <w:sz w:val="16"/>
+                <w:szCs w:val="16"/>
+                <w:lang w:val="en-US"/>
+              </w:rPr>
+              <w:t>autor</w:t>
+            </w:r>
+            <w:proofErr w:type="spellEnd"/>
+            <w:r>
+              <w:rPr>
+                <w:sz w:val="16"/>
+                <w:szCs w:val="16"/>
+                <w:lang w:val="en-US"/>
+              </w:rPr>
+              <w:t>')</w:t>
+            </w:r>
+          </w:p>
+          <w:p>
+            <w:pPr>
+              <w:rPr>
+                <w:sz w:val="16"/>
+                <w:szCs w:val="16"/>
+                <w:lang w:val="en-US"/>
+              </w:rPr>
+            </w:pPr>
+            <w:r>
+              <w:rPr>
+                <w:sz w:val="16"/>
+                <w:szCs w:val="16"/>
+                <w:lang w:val="en-US"/>
+              </w:rPr>
+              <w:t xml:space="preserve">      </w:t>
+            </w:r>
+            <w:proofErr w:type="gramStart"/>
+            <w:r>
+              <w:rPr>
+                <w:sz w:val="16"/>
+                <w:szCs w:val="16"/>
+                <w:lang w:val="en-US"/>
+              </w:rPr>
+              <w:t>.update</w:t>
+            </w:r>
+            <w:proofErr w:type="gramEnd"/>
+            <w:r>
+              <w:rPr>
+                <w:sz w:val="16"/>
+                <w:szCs w:val="16"/>
+                <w:lang w:val="en-US"/>
+              </w:rPr>
+              <w:t>(</w:t>
+            </w:r>
+            <w:proofErr w:type="spellStart"/>
+            <w:r>
+              <w:rPr>
+                <w:sz w:val="16"/>
+                <w:szCs w:val="16"/>
+                <w:lang w:val="en-US"/>
+              </w:rPr>
+              <w:t>dto</w:t>
+            </w:r>
+            <w:proofErr w:type="spellEnd"/>
+            <w:r>
+              <w:rPr>
+                <w:sz w:val="16"/>
+                <w:szCs w:val="16"/>
+                <w:lang w:val="en-US"/>
+              </w:rPr>
+              <w:t>)</w:t>
+            </w:r>
+          </w:p>
+          <w:p>
+            <w:pPr>
+              <w:rPr>
+                <w:sz w:val="16"/>
+                <w:szCs w:val="16"/>
+                <w:lang w:val="en-US"/>
+              </w:rPr>
+            </w:pPr>
+            <w:r>
+              <w:rPr>
+                <w:sz w:val="16"/>
+                <w:szCs w:val="16"/>
+                <w:lang w:val="en-US"/>
+              </w:rPr>
+              <w:t xml:space="preserve">      </w:t>
+            </w:r>
+            <w:proofErr w:type="gramStart"/>
+            <w:r>
+              <w:rPr>
+                <w:sz w:val="16"/>
+                <w:szCs w:val="16"/>
+                <w:lang w:val="en-US"/>
+              </w:rPr>
+              <w:t>.eq</w:t>
+            </w:r>
+            <w:proofErr w:type="gramEnd"/>
+            <w:r>
+              <w:rPr>
+                <w:sz w:val="16"/>
+                <w:szCs w:val="16"/>
+                <w:lang w:val="en-US"/>
+              </w:rPr>
+              <w:t>('</w:t>
+            </w:r>
+            <w:proofErr w:type="spellStart"/>
+            <w:r>
+              <w:rPr>
+                <w:sz w:val="16"/>
+                <w:szCs w:val="16"/>
+                <w:lang w:val="en-US"/>
+              </w:rPr>
+              <w:t>id_autor</w:t>
+            </w:r>
+            <w:proofErr w:type="spellEnd"/>
+            <w:r>
+              <w:rPr>
+                <w:sz w:val="16"/>
+                <w:szCs w:val="16"/>
+                <w:lang w:val="en-US"/>
+              </w:rPr>
+              <w:t>', id)</w:t>
+            </w:r>
+          </w:p>
+          <w:p>
+            <w:pPr>
+              <w:rPr>
+                <w:sz w:val="16"/>
+                <w:szCs w:val="16"/>
+                <w:lang w:val="en-US"/>
+              </w:rPr>
+            </w:pPr>
+            <w:r>
+              <w:rPr>
+                <w:sz w:val="16"/>
+                <w:szCs w:val="16"/>
+                <w:lang w:val="en-US"/>
+              </w:rPr>
+              <w:t xml:space="preserve">      </w:t>
+            </w:r>
+            <w:proofErr w:type="gramStart"/>
+            <w:r>
+              <w:rPr>
+                <w:sz w:val="16"/>
+                <w:szCs w:val="16"/>
+                <w:lang w:val="en-US"/>
+              </w:rPr>
+              <w:t>.select</w:t>
+            </w:r>
+            <w:proofErr w:type="gramEnd"/>
+            <w:r>
+              <w:rPr>
+                <w:sz w:val="16"/>
+                <w:szCs w:val="16"/>
+                <w:lang w:val="en-US"/>
+              </w:rPr>
+              <w:t>('*')</w:t>
+            </w:r>
+          </w:p>
+          <w:p>
+            <w:pPr>
+              <w:rPr>
+                <w:sz w:val="16"/>
+                <w:szCs w:val="16"/>
+                <w:lang w:val="en-US"/>
+              </w:rPr>
+            </w:pPr>
+            <w:r>
+              <w:rPr>
+                <w:sz w:val="16"/>
+                <w:szCs w:val="16"/>
+                <w:lang w:val="en-US"/>
+              </w:rPr>
+              <w:t xml:space="preserve">      </w:t>
+            </w:r>
+            <w:proofErr w:type="gramStart"/>
+            <w:r>
+              <w:rPr>
+                <w:sz w:val="16"/>
+                <w:szCs w:val="16"/>
+                <w:lang w:val="en-US"/>
+              </w:rPr>
+              <w:t>.single</w:t>
+            </w:r>
+            <w:proofErr w:type="gramEnd"/>
+            <w:r>
+              <w:rPr>
+                <w:sz w:val="16"/>
+                <w:szCs w:val="16"/>
+                <w:lang w:val="en-US"/>
+              </w:rPr>
+              <w:t>();</w:t>
+            </w:r>
+          </w:p>
+          <w:p>
+            <w:pPr>
+              <w:rPr>
+                <w:sz w:val="16"/>
+                <w:szCs w:val="16"/>
+                <w:lang w:val="en-US"/>
+              </w:rPr>
+            </w:pPr>
+          </w:p>
+          <w:p>
+            <w:pPr>
+              <w:rPr>
+                <w:sz w:val="16"/>
+                <w:szCs w:val="16"/>
+                <w:lang w:val="en-US"/>
+              </w:rPr>
+            </w:pPr>
+            <w:r>
+              <w:rPr>
+                <w:sz w:val="16"/>
+                <w:szCs w:val="16"/>
+                <w:lang w:val="en-US"/>
+              </w:rPr>
+              <w:t xml:space="preserve">    if (error) throw new </w:t>
+            </w:r>
+            <w:proofErr w:type="spellStart"/>
+            <w:r>
+              <w:rPr>
+                <w:sz w:val="16"/>
+                <w:szCs w:val="16"/>
+                <w:lang w:val="en-US"/>
+              </w:rPr>
+              <w:t>BadRequestException</w:t>
+            </w:r>
+            <w:proofErr w:type="spellEnd"/>
+            <w:r>
+              <w:rPr>
+                <w:sz w:val="16"/>
+                <w:szCs w:val="16"/>
+                <w:lang w:val="en-US"/>
+              </w:rPr>
+              <w:t>(</w:t>
+            </w:r>
+            <w:proofErr w:type="spellStart"/>
+            <w:proofErr w:type="gramStart"/>
+            <w:r>
+              <w:rPr>
+                <w:sz w:val="16"/>
+                <w:szCs w:val="16"/>
+                <w:lang w:val="en-US"/>
+              </w:rPr>
+              <w:t>error.message</w:t>
+            </w:r>
+            <w:proofErr w:type="spellEnd"/>
+            <w:proofErr w:type="gramEnd"/>
+            <w:r>
+              <w:rPr>
+                <w:sz w:val="16"/>
+                <w:szCs w:val="16"/>
+                <w:lang w:val="en-US"/>
+              </w:rPr>
+              <w:t>);</w:t>
             </w:r>
           </w:p>
           <w:p>
@@ -1245,12 +2759,21 @@
               </w:rPr>
               <w:t xml:space="preserve">    </w:t>
             </w:r>
-            <w:r>
-              <w:rPr>
-                <w:sz w:val="16"/>
-                <w:szCs w:val="16"/>
-              </w:rPr>
-              <w:t>return data;</w:t>
+            <w:proofErr w:type="spellStart"/>
+            <w:r>
+              <w:rPr>
+                <w:sz w:val="16"/>
+                <w:szCs w:val="16"/>
+              </w:rPr>
+              <w:t>return</w:t>
+            </w:r>
+            <w:proofErr w:type="spellEnd"/>
+            <w:r>
+              <w:rPr>
+                <w:sz w:val="16"/>
+                <w:szCs w:val="16"/>
+              </w:rPr>
+              <w:t xml:space="preserve"> data;</w:t>
             </w:r>
           </w:p>
           <w:p>
@@ -1287,118 +2810,320 @@
                 <w:szCs w:val="16"/>
                 <w:lang w:val="en-US"/>
               </w:rPr>
-              <w:t>async findOne(id: number) {</w:t>
-            </w:r>
-          </w:p>
-          <w:p>
-            <w:pPr>
-              <w:rPr>
-                <w:sz w:val="16"/>
-                <w:szCs w:val="16"/>
-                <w:lang w:val="en-US"/>
-              </w:rPr>
-            </w:pPr>
-            <w:r>
-              <w:rPr>
-                <w:sz w:val="16"/>
-                <w:szCs w:val="16"/>
-                <w:lang w:val="en-US"/>
-              </w:rPr>
-              <w:t xml:space="preserve">  const { data, error } = await this.supabase.client</w:t>
-            </w:r>
-          </w:p>
-          <w:p>
-            <w:pPr>
-              <w:rPr>
-                <w:sz w:val="16"/>
-                <w:szCs w:val="16"/>
-                <w:lang w:val="en-US"/>
-              </w:rPr>
-            </w:pPr>
-            <w:r>
-              <w:rPr>
-                <w:sz w:val="16"/>
-                <w:szCs w:val="16"/>
-                <w:lang w:val="en-US"/>
-              </w:rPr>
-              <w:t xml:space="preserve">    .from('autor')</w:t>
-            </w:r>
-          </w:p>
-          <w:p>
-            <w:pPr>
-              <w:rPr>
-                <w:sz w:val="16"/>
-                <w:szCs w:val="16"/>
-                <w:lang w:val="en-US"/>
-              </w:rPr>
-            </w:pPr>
-            <w:r>
-              <w:rPr>
-                <w:sz w:val="16"/>
-                <w:szCs w:val="16"/>
-                <w:lang w:val="en-US"/>
-              </w:rPr>
-              <w:t xml:space="preserve">    .select('*')</w:t>
-            </w:r>
-          </w:p>
-          <w:p>
-            <w:pPr>
-              <w:rPr>
-                <w:sz w:val="16"/>
-                <w:szCs w:val="16"/>
-                <w:lang w:val="en-US"/>
-              </w:rPr>
-            </w:pPr>
-            <w:r>
-              <w:rPr>
-                <w:sz w:val="16"/>
-                <w:szCs w:val="16"/>
-                <w:lang w:val="en-US"/>
-              </w:rPr>
-              <w:t xml:space="preserve">    .eq('id_autor', id)</w:t>
-            </w:r>
-          </w:p>
-          <w:p>
-            <w:pPr>
-              <w:rPr>
-                <w:sz w:val="16"/>
-                <w:szCs w:val="16"/>
-                <w:lang w:val="en-US"/>
-              </w:rPr>
-            </w:pPr>
-            <w:r>
-              <w:rPr>
-                <w:sz w:val="16"/>
-                <w:szCs w:val="16"/>
-                <w:lang w:val="en-US"/>
-              </w:rPr>
-              <w:t xml:space="preserve">    .single();</w:t>
-            </w:r>
-          </w:p>
-          <w:p>
-            <w:pPr>
-              <w:rPr>
-                <w:sz w:val="16"/>
-                <w:szCs w:val="16"/>
-                <w:lang w:val="en-US"/>
-              </w:rPr>
-            </w:pPr>
-          </w:p>
-          <w:p>
-            <w:pPr>
-              <w:rPr>
-                <w:sz w:val="16"/>
-                <w:szCs w:val="16"/>
-                <w:lang w:val="en-US"/>
-              </w:rPr>
-            </w:pPr>
-            <w:r>
-              <w:rPr>
-                <w:sz w:val="16"/>
-                <w:szCs w:val="16"/>
-                <w:lang w:val="en-US"/>
-              </w:rPr>
-              <w:t xml:space="preserve">  if (error) throw new BadRequestException(error.message);</w:t>
+              <w:t xml:space="preserve">async </w:t>
+            </w:r>
+            <w:proofErr w:type="spellStart"/>
+            <w:proofErr w:type="gramStart"/>
+            <w:r>
+              <w:rPr>
+                <w:sz w:val="16"/>
+                <w:szCs w:val="16"/>
+                <w:lang w:val="en-US"/>
+              </w:rPr>
+              <w:t>findOne</w:t>
+            </w:r>
+            <w:proofErr w:type="spellEnd"/>
+            <w:r>
+              <w:rPr>
+                <w:sz w:val="16"/>
+                <w:szCs w:val="16"/>
+                <w:lang w:val="en-US"/>
+              </w:rPr>
+              <w:t>(</w:t>
+            </w:r>
+            <w:proofErr w:type="gramEnd"/>
+            <w:r>
+              <w:rPr>
+                <w:sz w:val="16"/>
+                <w:szCs w:val="16"/>
+                <w:lang w:val="en-US"/>
+              </w:rPr>
+              <w:t>id: number) {</w:t>
+            </w:r>
+          </w:p>
+          <w:p>
+            <w:pPr>
+              <w:rPr>
+                <w:sz w:val="16"/>
+                <w:szCs w:val="16"/>
+                <w:lang w:val="en-US"/>
+              </w:rPr>
+            </w:pPr>
+            <w:r>
+              <w:rPr>
+                <w:sz w:val="16"/>
+                <w:szCs w:val="16"/>
+                <w:lang w:val="en-US"/>
+              </w:rPr>
+              <w:t xml:space="preserve">  const </w:t>
+            </w:r>
+            <w:proofErr w:type="gramStart"/>
+            <w:r>
+              <w:rPr>
+                <w:sz w:val="16"/>
+                <w:szCs w:val="16"/>
+                <w:lang w:val="en-US"/>
+              </w:rPr>
+              <w:t>{ data</w:t>
+            </w:r>
+            <w:proofErr w:type="gramEnd"/>
+            <w:r>
+              <w:rPr>
+                <w:sz w:val="16"/>
+                <w:szCs w:val="16"/>
+                <w:lang w:val="en-US"/>
+              </w:rPr>
+              <w:t xml:space="preserve">, error } = await </w:t>
+            </w:r>
+            <w:proofErr w:type="spellStart"/>
+            <w:r>
+              <w:rPr>
+                <w:sz w:val="16"/>
+                <w:szCs w:val="16"/>
+                <w:lang w:val="en-US"/>
+              </w:rPr>
+              <w:t>this.supabase.client</w:t>
+            </w:r>
+            <w:proofErr w:type="spellEnd"/>
+          </w:p>
+          <w:p>
+            <w:pPr>
+              <w:rPr>
+                <w:sz w:val="16"/>
+                <w:szCs w:val="16"/>
+                <w:lang w:val="en-US"/>
+              </w:rPr>
+            </w:pPr>
+            <w:r>
+              <w:rPr>
+                <w:sz w:val="16"/>
+                <w:szCs w:val="16"/>
+                <w:lang w:val="en-US"/>
+              </w:rPr>
+              <w:t xml:space="preserve">    </w:t>
+            </w:r>
+            <w:proofErr w:type="gramStart"/>
+            <w:r>
+              <w:rPr>
+                <w:sz w:val="16"/>
+                <w:szCs w:val="16"/>
+                <w:lang w:val="en-US"/>
+              </w:rPr>
+              <w:t>.from</w:t>
+            </w:r>
+            <w:proofErr w:type="gramEnd"/>
+            <w:r>
+              <w:rPr>
+                <w:sz w:val="16"/>
+                <w:szCs w:val="16"/>
+                <w:lang w:val="en-US"/>
+              </w:rPr>
+              <w:t>('</w:t>
+            </w:r>
+            <w:proofErr w:type="spellStart"/>
+            <w:r>
+              <w:rPr>
+                <w:sz w:val="16"/>
+                <w:szCs w:val="16"/>
+                <w:lang w:val="en-US"/>
+              </w:rPr>
+              <w:t>autor</w:t>
+            </w:r>
+            <w:proofErr w:type="spellEnd"/>
+            <w:r>
+              <w:rPr>
+                <w:sz w:val="16"/>
+                <w:szCs w:val="16"/>
+                <w:lang w:val="en-US"/>
+              </w:rPr>
+              <w:t>')</w:t>
+            </w:r>
+          </w:p>
+          <w:p>
+            <w:pPr>
+              <w:rPr>
+                <w:sz w:val="16"/>
+                <w:szCs w:val="16"/>
+                <w:lang w:val="en-US"/>
+              </w:rPr>
+            </w:pPr>
+            <w:r>
+              <w:rPr>
+                <w:sz w:val="16"/>
+                <w:szCs w:val="16"/>
+                <w:lang w:val="en-US"/>
+              </w:rPr>
+              <w:t xml:space="preserve">    </w:t>
+            </w:r>
+            <w:proofErr w:type="gramStart"/>
+            <w:r>
+              <w:rPr>
+                <w:sz w:val="16"/>
+                <w:szCs w:val="16"/>
+                <w:lang w:val="en-US"/>
+              </w:rPr>
+              <w:t>.select</w:t>
+            </w:r>
+            <w:proofErr w:type="gramEnd"/>
+            <w:r>
+              <w:rPr>
+                <w:sz w:val="16"/>
+                <w:szCs w:val="16"/>
+                <w:lang w:val="en-US"/>
+              </w:rPr>
+              <w:t>('*')</w:t>
+            </w:r>
+          </w:p>
+          <w:p>
+            <w:pPr>
+              <w:rPr>
+                <w:sz w:val="16"/>
+                <w:szCs w:val="16"/>
+                <w:lang w:val="en-US"/>
+              </w:rPr>
+            </w:pPr>
+            <w:r>
+              <w:rPr>
+                <w:sz w:val="16"/>
+                <w:szCs w:val="16"/>
+                <w:lang w:val="en-US"/>
+              </w:rPr>
+              <w:t xml:space="preserve">    </w:t>
+            </w:r>
+            <w:proofErr w:type="gramStart"/>
+            <w:r>
+              <w:rPr>
+                <w:sz w:val="16"/>
+                <w:szCs w:val="16"/>
+                <w:lang w:val="en-US"/>
+              </w:rPr>
+              <w:t>.eq</w:t>
+            </w:r>
+            <w:proofErr w:type="gramEnd"/>
+            <w:r>
+              <w:rPr>
+                <w:sz w:val="16"/>
+                <w:szCs w:val="16"/>
+                <w:lang w:val="en-US"/>
+              </w:rPr>
+              <w:t>('</w:t>
+            </w:r>
+            <w:proofErr w:type="spellStart"/>
+            <w:r>
+              <w:rPr>
+                <w:sz w:val="16"/>
+                <w:szCs w:val="16"/>
+                <w:lang w:val="en-US"/>
+              </w:rPr>
+              <w:t>id_autor</w:t>
+            </w:r>
+            <w:proofErr w:type="spellEnd"/>
+            <w:r>
+              <w:rPr>
+                <w:sz w:val="16"/>
+                <w:szCs w:val="16"/>
+                <w:lang w:val="en-US"/>
+              </w:rPr>
+              <w:t>', id)</w:t>
+            </w:r>
+          </w:p>
+          <w:p>
+            <w:pPr>
+              <w:rPr>
+                <w:sz w:val="16"/>
+                <w:szCs w:val="16"/>
+                <w:lang w:val="en-US"/>
+              </w:rPr>
+            </w:pPr>
+            <w:r>
+              <w:rPr>
+                <w:sz w:val="16"/>
+                <w:szCs w:val="16"/>
+                <w:lang w:val="en-US"/>
+              </w:rPr>
+              <w:t xml:space="preserve">    </w:t>
+            </w:r>
+            <w:proofErr w:type="gramStart"/>
+            <w:r>
+              <w:rPr>
+                <w:sz w:val="16"/>
+                <w:szCs w:val="16"/>
+                <w:lang w:val="en-US"/>
+              </w:rPr>
+              <w:t>.single</w:t>
+            </w:r>
+            <w:proofErr w:type="gramEnd"/>
+            <w:r>
+              <w:rPr>
+                <w:sz w:val="16"/>
+                <w:szCs w:val="16"/>
+                <w:lang w:val="en-US"/>
+              </w:rPr>
+              <w:t>();</w:t>
+            </w:r>
+          </w:p>
+          <w:p>
+            <w:pPr>
+              <w:rPr>
+                <w:sz w:val="16"/>
+                <w:szCs w:val="16"/>
+                <w:lang w:val="en-US"/>
+              </w:rPr>
+            </w:pPr>
+          </w:p>
+          <w:p>
+            <w:pPr>
+              <w:rPr>
+                <w:sz w:val="16"/>
+                <w:szCs w:val="16"/>
+                <w:lang w:val="en-US"/>
+              </w:rPr>
+            </w:pPr>
+            <w:r>
+              <w:rPr>
+                <w:sz w:val="16"/>
+                <w:szCs w:val="16"/>
+                <w:lang w:val="en-US"/>
+              </w:rPr>
+              <w:t xml:space="preserve">  if (error) throw new </w:t>
+            </w:r>
+            <w:proofErr w:type="spellStart"/>
+            <w:r>
+              <w:rPr>
+                <w:sz w:val="16"/>
+                <w:szCs w:val="16"/>
+                <w:lang w:val="en-US"/>
+              </w:rPr>
+              <w:t>BadRequestException</w:t>
+            </w:r>
+            <w:proofErr w:type="spellEnd"/>
+            <w:r>
+              <w:rPr>
+                <w:sz w:val="16"/>
+                <w:szCs w:val="16"/>
+                <w:lang w:val="en-US"/>
+              </w:rPr>
+              <w:t>(</w:t>
+            </w:r>
+            <w:proofErr w:type="spellStart"/>
+            <w:proofErr w:type="gramStart"/>
+            <w:r>
+              <w:rPr>
+                <w:sz w:val="16"/>
+                <w:szCs w:val="16"/>
+                <w:lang w:val="en-US"/>
+              </w:rPr>
+              <w:t>error.message</w:t>
+            </w:r>
+            <w:proofErr w:type="spellEnd"/>
+            <w:proofErr w:type="gramEnd"/>
+            <w:r>
+              <w:rPr>
+                <w:sz w:val="16"/>
+                <w:szCs w:val="16"/>
+                <w:lang w:val="en-US"/>
+              </w:rPr>
+              <w:t>);</w:t>
             </w:r>
           </w:p>
           <w:p>
@@ -1432,7 +3157,61 @@
                 <w:szCs w:val="16"/>
                 <w:lang w:val="en-US"/>
               </w:rPr>
-              <w:t xml:space="preserve">  if (!data) throw new NotFoundException('Autor no encontrado');</w:t>
+              <w:t xml:space="preserve">  if </w:t>
+            </w:r>
+            <w:proofErr w:type="gramStart"/>
+            <w:r>
+              <w:rPr>
+                <w:sz w:val="16"/>
+                <w:szCs w:val="16"/>
+                <w:lang w:val="en-US"/>
+              </w:rPr>
+              <w:t>(!data</w:t>
+            </w:r>
+            <w:proofErr w:type="gramEnd"/>
+            <w:r>
+              <w:rPr>
+                <w:sz w:val="16"/>
+                <w:szCs w:val="16"/>
+                <w:lang w:val="en-US"/>
+              </w:rPr>
+              <w:t xml:space="preserve">) throw new </w:t>
+            </w:r>
+            <w:proofErr w:type="spellStart"/>
+            <w:r>
+              <w:rPr>
+                <w:sz w:val="16"/>
+                <w:szCs w:val="16"/>
+                <w:lang w:val="en-US"/>
+              </w:rPr>
+              <w:t>NotFoundException</w:t>
+            </w:r>
+            <w:proofErr w:type="spellEnd"/>
+            <w:r>
+              <w:rPr>
+                <w:sz w:val="16"/>
+                <w:szCs w:val="16"/>
+                <w:lang w:val="en-US"/>
+              </w:rPr>
+              <w:t xml:space="preserve">('Autor no </w:t>
+            </w:r>
+            <w:proofErr w:type="spellStart"/>
+            <w:r>
+              <w:rPr>
+                <w:sz w:val="16"/>
+                <w:szCs w:val="16"/>
+                <w:lang w:val="en-US"/>
+              </w:rPr>
+              <w:t>encontrado</w:t>
+            </w:r>
+            <w:proofErr w:type="spellEnd"/>
+            <w:r>
+              <w:rPr>
+                <w:sz w:val="16"/>
+                <w:szCs w:val="16"/>
+                <w:lang w:val="en-US"/>
+              </w:rPr>
+              <w:t>');</w:t>
             </w:r>
           </w:p>
           <w:p>
@@ -1509,135 +3288,417 @@
                 <w:szCs w:val="16"/>
                 <w:lang w:val="en-US"/>
               </w:rPr>
-              <w:t>async update(id: number, updateDto: any) {</w:t>
-            </w:r>
-          </w:p>
-          <w:p>
-            <w:pPr>
-              <w:rPr>
-                <w:sz w:val="16"/>
-                <w:szCs w:val="16"/>
-                <w:lang w:val="en-US"/>
-              </w:rPr>
-            </w:pPr>
-            <w:r>
-              <w:rPr>
-                <w:sz w:val="16"/>
-                <w:szCs w:val="16"/>
-                <w:lang w:val="en-US"/>
-              </w:rPr>
-              <w:t xml:space="preserve">  const { data, error } = await this.supabase.client</w:t>
-            </w:r>
-          </w:p>
-          <w:p>
-            <w:pPr>
-              <w:rPr>
-                <w:sz w:val="16"/>
-                <w:szCs w:val="16"/>
-                <w:lang w:val="en-US"/>
-              </w:rPr>
-            </w:pPr>
-            <w:r>
-              <w:rPr>
-                <w:sz w:val="16"/>
-                <w:szCs w:val="16"/>
-                <w:lang w:val="en-US"/>
-              </w:rPr>
-              <w:t xml:space="preserve">    .from('autor')</w:t>
-            </w:r>
-          </w:p>
-          <w:p>
-            <w:pPr>
-              <w:rPr>
-                <w:sz w:val="16"/>
-                <w:szCs w:val="16"/>
-                <w:lang w:val="en-US"/>
-              </w:rPr>
-            </w:pPr>
-            <w:r>
-              <w:rPr>
-                <w:sz w:val="16"/>
-                <w:szCs w:val="16"/>
-                <w:lang w:val="en-US"/>
-              </w:rPr>
-              <w:t xml:space="preserve">    .update(updateDto)</w:t>
-            </w:r>
-          </w:p>
-          <w:p>
-            <w:pPr>
-              <w:rPr>
-                <w:sz w:val="16"/>
-                <w:szCs w:val="16"/>
-                <w:lang w:val="en-US"/>
-              </w:rPr>
-            </w:pPr>
-            <w:r>
-              <w:rPr>
-                <w:sz w:val="16"/>
-                <w:szCs w:val="16"/>
-                <w:lang w:val="en-US"/>
-              </w:rPr>
-              <w:t xml:space="preserve">    .eq('id_autor', id)</w:t>
-            </w:r>
-          </w:p>
-          <w:p>
-            <w:pPr>
-              <w:rPr>
-                <w:sz w:val="16"/>
-                <w:szCs w:val="16"/>
-                <w:lang w:val="en-US"/>
-              </w:rPr>
-            </w:pPr>
-            <w:r>
-              <w:rPr>
-                <w:sz w:val="16"/>
-                <w:szCs w:val="16"/>
-                <w:lang w:val="en-US"/>
-              </w:rPr>
-              <w:t xml:space="preserve">    .single();</w:t>
-            </w:r>
-          </w:p>
-          <w:p>
-            <w:pPr>
-              <w:rPr>
-                <w:sz w:val="16"/>
-                <w:szCs w:val="16"/>
-                <w:lang w:val="en-US"/>
-              </w:rPr>
-            </w:pPr>
-          </w:p>
-          <w:p>
-            <w:pPr>
-              <w:rPr>
-                <w:sz w:val="16"/>
-                <w:szCs w:val="16"/>
-                <w:lang w:val="en-US"/>
-              </w:rPr>
-            </w:pPr>
-            <w:r>
-              <w:rPr>
-                <w:sz w:val="16"/>
-                <w:szCs w:val="16"/>
-                <w:lang w:val="en-US"/>
-              </w:rPr>
-              <w:t xml:space="preserve">  if (error) throw new BadRequestException(error.message);</w:t>
-            </w:r>
-          </w:p>
-          <w:p>
-            <w:pPr>
-              <w:rPr>
-                <w:sz w:val="16"/>
-                <w:szCs w:val="16"/>
-                <w:lang w:val="en-US"/>
-              </w:rPr>
-            </w:pPr>
-            <w:r>
-              <w:rPr>
-                <w:sz w:val="16"/>
-                <w:szCs w:val="16"/>
-                <w:lang w:val="en-US"/>
-              </w:rPr>
-              <w:t xml:space="preserve">  if (!data) throw new NotFoundException('Autor no encontrado');</w:t>
+              <w:t xml:space="preserve">async </w:t>
+            </w:r>
+            <w:proofErr w:type="gramStart"/>
+            <w:r>
+              <w:rPr>
+                <w:sz w:val="16"/>
+                <w:szCs w:val="16"/>
+                <w:lang w:val="en-US"/>
+              </w:rPr>
+              <w:t>update(</w:t>
+            </w:r>
+            <w:proofErr w:type="gramEnd"/>
+            <w:r>
+              <w:rPr>
+                <w:sz w:val="16"/>
+                <w:szCs w:val="16"/>
+                <w:lang w:val="en-US"/>
+              </w:rPr>
+              <w:t xml:space="preserve">id: number, </w:t>
+            </w:r>
+            <w:proofErr w:type="spellStart"/>
+            <w:r>
+              <w:rPr>
+                <w:sz w:val="16"/>
+                <w:szCs w:val="16"/>
+                <w:lang w:val="en-US"/>
+              </w:rPr>
+              <w:t>updateDto</w:t>
+            </w:r>
+            <w:proofErr w:type="spellEnd"/>
+            <w:r>
+              <w:rPr>
+                <w:sz w:val="16"/>
+                <w:szCs w:val="16"/>
+                <w:lang w:val="en-US"/>
+              </w:rPr>
+              <w:t>: any) {</w:t>
+            </w:r>
+          </w:p>
+          <w:p>
+            <w:pPr>
+              <w:rPr>
+                <w:sz w:val="16"/>
+                <w:szCs w:val="16"/>
+                <w:lang w:val="en-US"/>
+              </w:rPr>
+            </w:pPr>
+            <w:r>
+              <w:rPr>
+                <w:sz w:val="16"/>
+                <w:szCs w:val="16"/>
+                <w:lang w:val="en-US"/>
+              </w:rPr>
+              <w:t xml:space="preserve">  const </w:t>
+            </w:r>
+            <w:proofErr w:type="gramStart"/>
+            <w:r>
+              <w:rPr>
+                <w:sz w:val="16"/>
+                <w:szCs w:val="16"/>
+                <w:lang w:val="en-US"/>
+              </w:rPr>
+              <w:t>{ data</w:t>
+            </w:r>
+            <w:proofErr w:type="gramEnd"/>
+            <w:r>
+              <w:rPr>
+                <w:sz w:val="16"/>
+                <w:szCs w:val="16"/>
+                <w:lang w:val="en-US"/>
+              </w:rPr>
+              <w:t xml:space="preserve">, error } = await </w:t>
+            </w:r>
+            <w:proofErr w:type="spellStart"/>
+            <w:r>
+              <w:rPr>
+                <w:sz w:val="16"/>
+                <w:szCs w:val="16"/>
+                <w:lang w:val="en-US"/>
+              </w:rPr>
+              <w:t>this.supabase.client</w:t>
+            </w:r>
+            <w:proofErr w:type="spellEnd"/>
+          </w:p>
+          <w:p>
+            <w:pPr>
+              <w:rPr>
+                <w:sz w:val="16"/>
+                <w:szCs w:val="16"/>
+                <w:lang w:val="en-US"/>
+              </w:rPr>
+            </w:pPr>
+            <w:r>
+              <w:rPr>
+                <w:sz w:val="16"/>
+                <w:szCs w:val="16"/>
+                <w:lang w:val="en-US"/>
+              </w:rPr>
+              <w:t xml:space="preserve">    </w:t>
+            </w:r>
+            <w:proofErr w:type="gramStart"/>
+            <w:r>
+              <w:rPr>
+                <w:sz w:val="16"/>
+                <w:szCs w:val="16"/>
+                <w:lang w:val="en-US"/>
+              </w:rPr>
+              <w:t>.from</w:t>
+            </w:r>
+            <w:proofErr w:type="gramEnd"/>
+            <w:r>
+              <w:rPr>
+                <w:sz w:val="16"/>
+                <w:szCs w:val="16"/>
+                <w:lang w:val="en-US"/>
+              </w:rPr>
+              <w:t>('</w:t>
+            </w:r>
+            <w:proofErr w:type="spellStart"/>
+            <w:r>
+              <w:rPr>
+                <w:sz w:val="16"/>
+                <w:szCs w:val="16"/>
+                <w:lang w:val="en-US"/>
+              </w:rPr>
+              <w:t>autor</w:t>
+            </w:r>
+            <w:proofErr w:type="spellEnd"/>
+            <w:r>
+              <w:rPr>
+                <w:sz w:val="16"/>
+                <w:szCs w:val="16"/>
+                <w:lang w:val="en-US"/>
+              </w:rPr>
+              <w:t>')</w:t>
+            </w:r>
+          </w:p>
+          <w:p>
+            <w:pPr>
+              <w:rPr>
+                <w:sz w:val="16"/>
+                <w:szCs w:val="16"/>
+                <w:lang w:val="en-US"/>
+              </w:rPr>
+            </w:pPr>
+            <w:r>
+              <w:rPr>
+                <w:sz w:val="16"/>
+                <w:szCs w:val="16"/>
+                <w:lang w:val="en-US"/>
+              </w:rPr>
+              <w:t xml:space="preserve">    </w:t>
+            </w:r>
+            <w:proofErr w:type="gramStart"/>
+            <w:r>
+              <w:rPr>
+                <w:sz w:val="16"/>
+                <w:szCs w:val="16"/>
+                <w:lang w:val="en-US"/>
+              </w:rPr>
+              <w:t>.update</w:t>
+            </w:r>
+            <w:proofErr w:type="gramEnd"/>
+            <w:r>
+              <w:rPr>
+                <w:sz w:val="16"/>
+                <w:szCs w:val="16"/>
+                <w:lang w:val="en-US"/>
+              </w:rPr>
+              <w:t>(</w:t>
+            </w:r>
+            <w:proofErr w:type="spellStart"/>
+            <w:r>
+              <w:rPr>
+                <w:sz w:val="16"/>
+                <w:szCs w:val="16"/>
+                <w:lang w:val="en-US"/>
+              </w:rPr>
+              <w:t>updateDto</w:t>
+            </w:r>
+            <w:proofErr w:type="spellEnd"/>
+            <w:r>
+              <w:rPr>
+                <w:sz w:val="16"/>
+                <w:szCs w:val="16"/>
+                <w:lang w:val="en-US"/>
+              </w:rPr>
+              <w:t>)</w:t>
+            </w:r>
+          </w:p>
+          <w:p>
+            <w:pPr>
+              <w:rPr>
+                <w:sz w:val="16"/>
+                <w:szCs w:val="16"/>
+                <w:lang w:val="en-US"/>
+              </w:rPr>
+            </w:pPr>
+            <w:r>
+              <w:rPr>
+                <w:sz w:val="16"/>
+                <w:szCs w:val="16"/>
+                <w:lang w:val="en-US"/>
+              </w:rPr>
+              <w:t xml:space="preserve">    </w:t>
+            </w:r>
+            <w:proofErr w:type="gramStart"/>
+            <w:r>
+              <w:rPr>
+                <w:sz w:val="16"/>
+                <w:szCs w:val="16"/>
+                <w:lang w:val="en-US"/>
+              </w:rPr>
+              <w:t>.eq</w:t>
+            </w:r>
+            <w:proofErr w:type="gramEnd"/>
+            <w:r>
+              <w:rPr>
+                <w:sz w:val="16"/>
+                <w:szCs w:val="16"/>
+                <w:lang w:val="en-US"/>
+              </w:rPr>
+              <w:t>('</w:t>
+            </w:r>
+            <w:proofErr w:type="spellStart"/>
+            <w:r>
+              <w:rPr>
+                <w:sz w:val="16"/>
+                <w:szCs w:val="16"/>
+                <w:lang w:val="en-US"/>
+              </w:rPr>
+              <w:t>id_autor</w:t>
+            </w:r>
+            <w:proofErr w:type="spellEnd"/>
+            <w:r>
+              <w:rPr>
+                <w:sz w:val="16"/>
+                <w:szCs w:val="16"/>
+                <w:lang w:val="en-US"/>
+              </w:rPr>
+              <w:t>', id)</w:t>
+            </w:r>
+          </w:p>
+          <w:p>
+            <w:pPr>
+              <w:rPr>
+                <w:sz w:val="16"/>
+                <w:szCs w:val="16"/>
+                <w:lang w:val="en-US"/>
+              </w:rPr>
+            </w:pPr>
+            <w:r>
+              <w:rPr>
+                <w:sz w:val="16"/>
+                <w:szCs w:val="16"/>
+                <w:lang w:val="en-US"/>
+              </w:rPr>
+              <w:t xml:space="preserve">    </w:t>
+            </w:r>
+            <w:proofErr w:type="gramStart"/>
+            <w:r>
+              <w:rPr>
+                <w:sz w:val="16"/>
+                <w:szCs w:val="16"/>
+                <w:lang w:val="en-US"/>
+              </w:rPr>
+              <w:t>.single</w:t>
+            </w:r>
+            <w:proofErr w:type="gramEnd"/>
+            <w:r>
+              <w:rPr>
+                <w:sz w:val="16"/>
+                <w:szCs w:val="16"/>
+                <w:lang w:val="en-US"/>
+              </w:rPr>
+              <w:t>();</w:t>
+            </w:r>
+          </w:p>
+          <w:p>
+            <w:pPr>
+              <w:rPr>
+                <w:sz w:val="16"/>
+                <w:szCs w:val="16"/>
+                <w:lang w:val="en-US"/>
+              </w:rPr>
+            </w:pPr>
+          </w:p>
+          <w:p>
+            <w:pPr>
+              <w:rPr>
+                <w:sz w:val="16"/>
+                <w:szCs w:val="16"/>
+                <w:lang w:val="en-US"/>
+              </w:rPr>
+            </w:pPr>
+            <w:r>
+              <w:rPr>
+                <w:sz w:val="16"/>
+                <w:szCs w:val="16"/>
+                <w:lang w:val="en-US"/>
+              </w:rPr>
+              <w:t xml:space="preserve">  if (error) throw new </w:t>
+            </w:r>
+            <w:proofErr w:type="spellStart"/>
+            <w:r>
+              <w:rPr>
+                <w:sz w:val="16"/>
+                <w:szCs w:val="16"/>
+                <w:lang w:val="en-US"/>
+              </w:rPr>
+              <w:t>BadRequestException</w:t>
+            </w:r>
+            <w:proofErr w:type="spellEnd"/>
+            <w:r>
+              <w:rPr>
+                <w:sz w:val="16"/>
+                <w:szCs w:val="16"/>
+                <w:lang w:val="en-US"/>
+              </w:rPr>
+              <w:t>(</w:t>
+            </w:r>
+            <w:proofErr w:type="spellStart"/>
+            <w:proofErr w:type="gramStart"/>
+            <w:r>
+              <w:rPr>
+                <w:sz w:val="16"/>
+                <w:szCs w:val="16"/>
+                <w:lang w:val="en-US"/>
+              </w:rPr>
+              <w:t>error.message</w:t>
+            </w:r>
+            <w:proofErr w:type="spellEnd"/>
+            <w:proofErr w:type="gramEnd"/>
+            <w:r>
+              <w:rPr>
+                <w:sz w:val="16"/>
+                <w:szCs w:val="16"/>
+                <w:lang w:val="en-US"/>
+              </w:rPr>
+              <w:t>);</w:t>
+            </w:r>
+          </w:p>
+          <w:p>
+            <w:pPr>
+              <w:rPr>
+                <w:sz w:val="16"/>
+                <w:szCs w:val="16"/>
+                <w:lang w:val="en-US"/>
+              </w:rPr>
+            </w:pPr>
+            <w:r>
+              <w:rPr>
+                <w:sz w:val="16"/>
+                <w:szCs w:val="16"/>
+                <w:lang w:val="en-US"/>
+              </w:rPr>
+              <w:t xml:space="preserve">  if </w:t>
+            </w:r>
+            <w:proofErr w:type="gramStart"/>
+            <w:r>
+              <w:rPr>
+                <w:sz w:val="16"/>
+                <w:szCs w:val="16"/>
+                <w:lang w:val="en-US"/>
+              </w:rPr>
+              <w:t>(!data</w:t>
+            </w:r>
+            <w:proofErr w:type="gramEnd"/>
+            <w:r>
+              <w:rPr>
+                <w:sz w:val="16"/>
+                <w:szCs w:val="16"/>
+                <w:lang w:val="en-US"/>
+              </w:rPr>
+              <w:t xml:space="preserve">) throw new </w:t>
+            </w:r>
+            <w:proofErr w:type="spellStart"/>
+            <w:r>
+              <w:rPr>
+                <w:sz w:val="16"/>
+                <w:szCs w:val="16"/>
+                <w:lang w:val="en-US"/>
+              </w:rPr>
+              <w:t>NotFoundException</w:t>
+            </w:r>
+            <w:proofErr w:type="spellEnd"/>
+            <w:r>
+              <w:rPr>
+                <w:sz w:val="16"/>
+                <w:szCs w:val="16"/>
+                <w:lang w:val="en-US"/>
+              </w:rPr>
+              <w:t xml:space="preserve">('Autor no </w:t>
+            </w:r>
+            <w:proofErr w:type="spellStart"/>
+            <w:r>
+              <w:rPr>
+                <w:sz w:val="16"/>
+                <w:szCs w:val="16"/>
+                <w:lang w:val="en-US"/>
+              </w:rPr>
+              <w:t>encontrado</w:t>
+            </w:r>
+            <w:proofErr w:type="spellEnd"/>
+            <w:r>
+              <w:rPr>
+                <w:sz w:val="16"/>
+                <w:szCs w:val="16"/>
+                <w:lang w:val="en-US"/>
+              </w:rPr>
+              <w:t>');</w:t>
             </w:r>
           </w:p>
           <w:p>
@@ -1672,12 +3733,21 @@
               </w:rPr>
               <w:t xml:space="preserve">  </w:t>
             </w:r>
-            <w:r>
-              <w:rPr>
-                <w:sz w:val="16"/>
-                <w:szCs w:val="16"/>
-              </w:rPr>
-              <w:t>return data;</w:t>
+            <w:proofErr w:type="spellStart"/>
+            <w:r>
+              <w:rPr>
+                <w:sz w:val="16"/>
+                <w:szCs w:val="16"/>
+              </w:rPr>
+              <w:t>return</w:t>
+            </w:r>
+            <w:proofErr w:type="spellEnd"/>
+            <w:r>
+              <w:rPr>
+                <w:sz w:val="16"/>
+                <w:szCs w:val="16"/>
+              </w:rPr>
+              <w:t xml:space="preserve"> data;</w:t>
             </w:r>
           </w:p>
           <w:p>
@@ -1701,10 +3771,13 @@
     <w:p/>
     <w:p>
       <w:r>
+        <w:rPr>
+          <w:noProof/>
+        </w:rPr>
         <w:lastRenderedPageBreak/>
         <w:drawing>
-          <wp:inline distT="0" distB="0" distL="0" distR="0" wp14:anchorId="2D2F1502" wp14:editId="19E2D8A4">
-            <wp:extent cx="5943600" cy="3705225"/>
+          <wp:inline distT="0" distB="0" distL="0" distR="0" wp14:anchorId="2D2F1502" wp14:editId="43835A94">
+            <wp:extent cx="6248400" cy="3705225"/>
             <wp:effectExtent l="0" t="0" r="0" b="9525"/>
             <wp:docPr id="3" name="Picture 3"/>
             <wp:cNvGraphicFramePr>
@@ -1717,20 +3790,27 @@
                     <pic:cNvPr id="1" name=""/>
                     <pic:cNvPicPr/>
                   </pic:nvPicPr>
-                  <pic:blipFill>
+                  <pic:blipFill rotWithShape="1">
                     <a:blip r:embed="rId5"/>
-                    <a:stretch>
-                      <a:fillRect/>
-                    </a:stretch>
+                    <a:srcRect r="17628"/>
+                    <a:stretch/>
                   </pic:blipFill>
-                  <pic:spPr>
+                  <pic:spPr bwMode="auto">
                     <a:xfrm>
                       <a:off x="0" y="0"/>
-                      <a:ext cx="5943600" cy="3705225"/>
+                      <a:ext cx="6248400" cy="3705225"/>
                     </a:xfrm>
                     <a:prstGeom prst="rect">
                       <a:avLst/>
                     </a:prstGeom>
+                    <a:ln>
+                      <a:noFill/>
+                    </a:ln>
+                    <a:extLst>
+                      <a:ext uri="{53640926-AAD7-44D8-BBD7-CCE9431645EC}">
+                        <a14:shadowObscured xmlns:a14="http://schemas.microsoft.com/office/drawing/2010/main"/>
+                      </a:ext>
+                    </a:extLst>
                   </pic:spPr>
                 </pic:pic>
               </a:graphicData>
@@ -1740,12 +3820,17 @@
       </w:r>
     </w:p>
     <w:p>
+      <w:proofErr w:type="spellStart"/>
       <w:r>
         <w:t>JestCoverage</w:t>
       </w:r>
+      <w:proofErr w:type="spellEnd"/>
     </w:p>
     <w:p>
       <w:r>
+        <w:rPr>
+          <w:noProof/>
+        </w:rPr>
         <w:drawing>
           <wp:inline distT="0" distB="0" distL="0" distR="0" wp14:anchorId="06E21786" wp14:editId="60145CCD">
             <wp:extent cx="5943600" cy="3691890"/>

--- a/documentacion/Imagenes de Covertura JEST.docx
+++ b/documentacion/Imagenes de Covertura JEST.docx
@@ -3,31 +3,32 @@
 <w:document xmlns:wpc="http://schemas.microsoft.com/office/word/2010/wordprocessingCanvas" xmlns:cx="http://schemas.microsoft.com/office/drawing/2014/chartex" xmlns:cx1="http://schemas.microsoft.com/office/drawing/2015/9/8/chartex" xmlns:cx2="http://schemas.microsoft.com/office/drawing/2015/10/21/chartex" xmlns:cx3="http://schemas.microsoft.com/office/drawing/2016/5/9/chartex" xmlns:cx4="http://schemas.microsoft.com/office/drawing/2016/5/10/chartex" xmlns:cx5="http://schemas.microsoft.com/office/drawing/2016/5/11/chartex" xmlns:cx6="http://schemas.microsoft.com/office/drawing/2016/5/12/chartex" xmlns:cx7="http://schemas.microsoft.com/office/drawing/2016/5/13/chartex" xmlns:cx8="http://schemas.microsoft.com/office/drawing/2016/5/14/chartex" xmlns:mc="http://schemas.openxmlformats.org/markup-compatibility/2006" xmlns:aink="http://schemas.microsoft.com/office/drawing/2016/ink" xmlns:am3d="http://schemas.microsoft.com/office/drawing/2017/model3d" xmlns:o="urn:schemas-microsoft-com:office:office" xmlns:r="http://schemas.openxmlformats.org/officeDocument/2006/relationships" xmlns:m="http://schemas.openxmlformats.org/officeDocument/2006/math" xmlns:v="urn:schemas-microsoft-com:vml" xmlns:wp14="http://schemas.microsoft.com/office/word/2010/wordprocessingDrawing" xmlns:wp="http://schemas.openxmlformats.org/drawingml/2006/wordprocessingDrawing" xmlns:w10="urn:schemas-microsoft-com:office:word" xmlns:w="http://schemas.openxmlformats.org/wordprocessingml/2006/main" xmlns:w14="http://schemas.microsoft.com/office/word/2010/wordml" xmlns:w15="http://schemas.microsoft.com/office/word/2012/wordml" xmlns:w16cex="http://schemas.microsoft.com/office/word/2018/wordml/cex" xmlns:w16cid="http://schemas.microsoft.com/office/word/2016/wordml/cid" xmlns:w16="http://schemas.microsoft.com/office/word/2018/wordml" xmlns:w16sdtdh="http://schemas.microsoft.com/office/word/2020/wordml/sdtdatahash" xmlns:w16se="http://schemas.microsoft.com/office/word/2015/wordml/symex" xmlns:wpg="http://schemas.microsoft.com/office/word/2010/wordprocessingGroup" xmlns:wpi="http://schemas.microsoft.com/office/word/2010/wordprocessingInk" xmlns:wne="http://schemas.microsoft.com/office/word/2006/wordml" xmlns:wps="http://schemas.microsoft.com/office/word/2010/wordprocessingShape" mc:Ignorable="w14 w15 w16se w16cid w16 w16cex w16sdtdh wp14">
   <w:body>
     <w:p>
-      <w:pPr>
-        <w:rPr>
-          <w:lang w:val="en-US"/>
-        </w:rPr>
-      </w:pPr>
       <w:proofErr w:type="spellStart"/>
       <w:r>
-        <w:rPr>
-          <w:lang w:val="en-US"/>
-        </w:rPr>
+        <w:t>Gituhub</w:t>
+      </w:r>
+      <w:proofErr w:type="spellEnd"/>
+      <w:r>
+        <w:t xml:space="preserve">: </w:t>
+      </w:r>
+      <w:r>
+        <w:t>https://github.com/DavidPilaguano/PruebasSoftwareProyectoS.G.Biblioteca.git</w:t>
+      </w:r>
+    </w:p>
+    <w:p>
+      <w:proofErr w:type="spellStart"/>
+      <w:r>
         <w:t>Imagenes</w:t>
       </w:r>
       <w:proofErr w:type="spellEnd"/>
       <w:r>
-        <w:rPr>
-          <w:lang w:val="en-US"/>
-        </w:rPr>
         <w:t xml:space="preserve"> de </w:t>
       </w:r>
+      <w:proofErr w:type="spellStart"/>
       <w:r>
-        <w:rPr>
-          <w:lang w:val="en-US"/>
-        </w:rPr>
         <w:t>Jest</w:t>
       </w:r>
+      <w:proofErr w:type="spellEnd"/>
     </w:p>
     <w:p>
       <w:pPr>
@@ -41,9 +42,9 @@
           <w:lang w:val="en-US"/>
         </w:rPr>
         <w:drawing>
-          <wp:inline distT="0" distB="0" distL="0" distR="0" wp14:anchorId="1F7A182A" wp14:editId="50F367FA">
-            <wp:extent cx="5918200" cy="3714115"/>
-            <wp:effectExtent l="0" t="0" r="6350" b="635"/>
+          <wp:inline distT="0" distB="0" distL="0" distR="0" wp14:anchorId="1F7A182A" wp14:editId="6DA6C9C3">
+            <wp:extent cx="6063827" cy="3805507"/>
+            <wp:effectExtent l="0" t="0" r="0" b="5080"/>
             <wp:docPr id="1" name="Picture 1"/>
             <wp:cNvGraphicFramePr>
               <a:graphicFrameLocks xmlns:a="http://schemas.openxmlformats.org/drawingml/2006/main" noChangeAspect="1"/>
@@ -63,7 +64,7 @@
                   <pic:spPr bwMode="auto">
                     <a:xfrm>
                       <a:off x="0" y="0"/>
-                      <a:ext cx="5918200" cy="3714115"/>
+                      <a:ext cx="6075490" cy="3812826"/>
                     </a:xfrm>
                     <a:prstGeom prst="rect">
                       <a:avLst/>
@@ -1029,6 +1030,7 @@
                 <w:szCs w:val="18"/>
                 <w:lang w:val="en-US"/>
               </w:rPr>
+              <w:lastRenderedPageBreak/>
               <w:t>      74 | </w:t>
             </w:r>
             <w:proofErr w:type="gramStart"/>
@@ -1093,7 +1095,6 @@
                 <w:szCs w:val="18"/>
                 <w:lang w:val="en-US"/>
               </w:rPr>
-              <w:lastRenderedPageBreak/>
               <w:t>      at expect (</w:t>
             </w:r>
             <w:proofErr w:type="gramStart"/>
@@ -3832,9 +3833,9 @@
           <w:noProof/>
         </w:rPr>
         <w:drawing>
-          <wp:inline distT="0" distB="0" distL="0" distR="0" wp14:anchorId="06E21786" wp14:editId="60145CCD">
-            <wp:extent cx="5943600" cy="3691890"/>
-            <wp:effectExtent l="0" t="0" r="0" b="3810"/>
+          <wp:inline distT="0" distB="0" distL="0" distR="0" wp14:anchorId="06E21786" wp14:editId="246E706E">
+            <wp:extent cx="6254750" cy="3885162"/>
+            <wp:effectExtent l="0" t="0" r="0" b="1270"/>
             <wp:docPr id="4" name="Picture 4"/>
             <wp:cNvGraphicFramePr>
               <a:graphicFrameLocks xmlns:a="http://schemas.openxmlformats.org/drawingml/2006/main" noChangeAspect="1"/>
@@ -3855,7 +3856,105 @@
                   <pic:spPr>
                     <a:xfrm>
                       <a:off x="0" y="0"/>
-                      <a:ext cx="5943600" cy="3691890"/>
+                      <a:ext cx="6258725" cy="3887631"/>
+                    </a:xfrm>
+                    <a:prstGeom prst="rect">
+                      <a:avLst/>
+                    </a:prstGeom>
+                  </pic:spPr>
+                </pic:pic>
+              </a:graphicData>
+            </a:graphic>
+          </wp:inline>
+        </w:drawing>
+      </w:r>
+    </w:p>
+    <w:p>
+      <w:proofErr w:type="spellStart"/>
+      <w:r>
+        <w:lastRenderedPageBreak/>
+        <w:t>Lint</w:t>
+      </w:r>
+      <w:proofErr w:type="spellEnd"/>
+    </w:p>
+    <w:p>
+      <w:pPr>
+        <w:jc w:val="center"/>
+      </w:pPr>
+      <w:r>
+        <w:rPr>
+          <w:noProof/>
+        </w:rPr>
+        <w:drawing>
+          <wp:inline distT="0" distB="0" distL="0" distR="0" wp14:anchorId="24743CFC" wp14:editId="67D28A2D">
+            <wp:extent cx="3891967" cy="3181350"/>
+            <wp:effectExtent l="0" t="0" r="0" b="0"/>
+            <wp:docPr id="2" name="Picture 2"/>
+            <wp:cNvGraphicFramePr>
+              <a:graphicFrameLocks xmlns:a="http://schemas.openxmlformats.org/drawingml/2006/main" noChangeAspect="1"/>
+            </wp:cNvGraphicFramePr>
+            <a:graphic xmlns:a="http://schemas.openxmlformats.org/drawingml/2006/main">
+              <a:graphicData uri="http://schemas.openxmlformats.org/drawingml/2006/picture">
+                <pic:pic xmlns:pic="http://schemas.openxmlformats.org/drawingml/2006/picture">
+                  <pic:nvPicPr>
+                    <pic:cNvPr id="1" name=""/>
+                    <pic:cNvPicPr/>
+                  </pic:nvPicPr>
+                  <pic:blipFill>
+                    <a:blip r:embed="rId7"/>
+                    <a:stretch>
+                      <a:fillRect/>
+                    </a:stretch>
+                  </pic:blipFill>
+                  <pic:spPr>
+                    <a:xfrm>
+                      <a:off x="0" y="0"/>
+                      <a:ext cx="3894010" cy="3183020"/>
+                    </a:xfrm>
+                    <a:prstGeom prst="rect">
+                      <a:avLst/>
+                    </a:prstGeom>
+                  </pic:spPr>
+                </pic:pic>
+              </a:graphicData>
+            </a:graphic>
+          </wp:inline>
+        </w:drawing>
+      </w:r>
+    </w:p>
+    <w:p>
+      <w:pPr>
+        <w:jc w:val="center"/>
+      </w:pPr>
+      <w:r>
+        <w:rPr>
+          <w:noProof/>
+        </w:rPr>
+        <w:drawing>
+          <wp:inline distT="0" distB="0" distL="0" distR="0" wp14:anchorId="7569C282" wp14:editId="3677966A">
+            <wp:extent cx="4253865" cy="3448994"/>
+            <wp:effectExtent l="0" t="0" r="0" b="0"/>
+            <wp:docPr id="5" name="Picture 5"/>
+            <wp:cNvGraphicFramePr>
+              <a:graphicFrameLocks xmlns:a="http://schemas.openxmlformats.org/drawingml/2006/main" noChangeAspect="1"/>
+            </wp:cNvGraphicFramePr>
+            <a:graphic xmlns:a="http://schemas.openxmlformats.org/drawingml/2006/main">
+              <a:graphicData uri="http://schemas.openxmlformats.org/drawingml/2006/picture">
+                <pic:pic xmlns:pic="http://schemas.openxmlformats.org/drawingml/2006/picture">
+                  <pic:nvPicPr>
+                    <pic:cNvPr id="1" name=""/>
+                    <pic:cNvPicPr/>
+                  </pic:nvPicPr>
+                  <pic:blipFill>
+                    <a:blip r:embed="rId8"/>
+                    <a:stretch>
+                      <a:fillRect/>
+                    </a:stretch>
+                  </pic:blipFill>
+                  <pic:spPr>
+                    <a:xfrm>
+                      <a:off x="0" y="0"/>
+                      <a:ext cx="4256431" cy="3451074"/>
                     </a:xfrm>
                     <a:prstGeom prst="rect">
                       <a:avLst/>
